--- a/doc/refcards/utilities-ref.docx
+++ b/doc/refcards/utilities-ref.docx
@@ -37,7 +37,7 @@
           <w:tab w:val="left" w:pos="4110" w:leader="none"/>
         </w:tabs>
         <w:suppressAutoHyphens w:val="true"/>
-        <w:overflowPunct w:val="true"/>
+        <w:overflowPunct w:val="false"/>
         <w:bidi w:val="0"/>
         <w:spacing w:before="0" w:after="0"/>
         <w:ind w:hanging="0" w:left="0" w:right="0"/>
@@ -216,34 +216,6 @@
           <w:iCs/>
           <w:sz w:val="32"/>
           <w:szCs w:val="32"/>
-          <w:u w:val="none"/>
-          <w:shd w:fill="333333" w:val="clear"/>
-        </w:rPr>
-        <w:t>            </w:t>
-      </w:r>
-      <w:r>
-        <w:rPr>
-          <w:rFonts w:ascii="Georgia" w:hAnsi="Georgia"/>
-          <w:b w:val="false"/>
-          <w:bCs/>
-          <w:i w:val="false"/>
-          <w:iCs/>
-          <w:sz w:val="32"/>
-          <w:szCs w:val="32"/>
-          <w:u w:val="none"/>
-          <w:shd w:fill="333333" w:val="clear"/>
-        </w:rPr>
-        <w:t xml:space="preserve">  </w:t>
-      </w:r>
-      <w:r>
-        <w:rPr>
-          <w:rFonts w:ascii="Georgia" w:hAnsi="Georgia"/>
-          <w:b/>
-          <w:bCs/>
-          <w:i/>
-          <w:iCs/>
-          <w:sz w:val="32"/>
-          <w:szCs w:val="32"/>
         </w:rPr>
         <w:t xml:space="preserve">  </w:t>
       </w:r>
@@ -354,7 +326,7 @@
           <w:sz w:val="16"/>
           <w:szCs w:val="16"/>
         </w:rPr>
-        <w:t>0.2.1</w:t>
+        <w:t>0.2.</w:t>
       </w:r>
       <w:r>
         <w:rPr>
@@ -366,7 +338,7 @@
           <w:sz w:val="16"/>
           <w:szCs w:val="16"/>
         </w:rPr>
-        <w:t>9</w:t>
+        <w:t>21</w:t>
       </w:r>
     </w:p>
     <w:p>
@@ -435,7 +407,22 @@
           <w:u w:val="none"/>
           <w:shd w:fill="333333" w:val="clear"/>
         </w:rPr>
-        <w:t xml:space="preserve">s   </w:t>
+        <w:t>s                                .</w:t>
+      </w:r>
+      <w:r>
+        <w:rPr>
+          <w:rFonts w:ascii="Georgia" w:hAnsi="Georgia"/>
+          <w:b/>
+          <w:bCs/>
+          <w:i/>
+          <w:iCs/>
+          <w:color w:val="FFFFFF"/>
+          <w:sz w:val="24"/>
+          <w:szCs w:val="24"/>
+          <w:u w:val="none"/>
+          <w:shd w:fill="333333" w:val="clear"/>
+        </w:rPr>
+        <w:t xml:space="preserve">   </w:t>
       </w:r>
       <w:r>
         <w:rPr>
@@ -1172,7 +1159,67 @@
           <w:u w:val="none"/>
           <w:shd w:fill="333333" w:val="clear"/>
         </w:rPr>
-        <w:t xml:space="preserve">mu-server </w:t>
+        <w:t>mu-serv</w:t>
+      </w:r>
+      <w:r>
+        <w:rPr>
+          <w:rFonts w:ascii="Georgia" w:hAnsi="Georgia"/>
+          <w:b/>
+          <w:bCs/>
+          <w:i/>
+          <w:iCs/>
+          <w:color w:val="FFFFFF"/>
+          <w:sz w:val="24"/>
+          <w:szCs w:val="24"/>
+          <w:u w:val="none"/>
+          <w:shd w:fill="333333" w:val="clear"/>
+        </w:rPr>
+        <w:t>e</w:t>
+      </w:r>
+      <w:r>
+        <w:rPr>
+          <w:rFonts w:ascii="Georgia" w:hAnsi="Georgia"/>
+          <w:b/>
+          <w:bCs/>
+          <w:i/>
+          <w:iCs/>
+          <w:color w:val="FFFFFF"/>
+          <w:sz w:val="24"/>
+          <w:szCs w:val="24"/>
+          <w:u w:val="none"/>
+          <w:shd w:fill="333333" w:val="clear"/>
+        </w:rPr>
+        <w:t xml:space="preserve">r                     </w:t>
+      </w:r>
+      <w:r>
+        <w:rPr>
+          <w:rFonts w:ascii="Georgia" w:hAnsi="Georgia"/>
+          <w:b/>
+          <w:bCs/>
+          <w:i/>
+          <w:iCs/>
+          <w:color w:val="FFFFFF"/>
+          <w:sz w:val="24"/>
+          <w:szCs w:val="24"/>
+          <w:u w:val="none"/>
+          <w:shd w:fill="333333" w:val="clear"/>
+        </w:rPr>
+        <w:t xml:space="preserve">     .</w:t>
+      </w:r>
+      <w:r>
+        <w:rPr>
+          <w:rFonts w:ascii="Georgia" w:hAnsi="Georgia"/>
+          <w:b/>
+          <w:bCs/>
+          <w:i/>
+          <w:iCs/>
+          <w:color w:val="FFFFFF"/>
+          <w:sz w:val="24"/>
+          <w:szCs w:val="24"/>
+          <w:u w:val="none"/>
+          <w:shd w:fill="333333" w:val="clear"/>
+        </w:rPr>
+        <w:t xml:space="preserve"> </w:t>
       </w:r>
       <w:r>
         <w:rPr>
@@ -1991,7 +2038,37 @@
           <w:u w:val="none"/>
           <w:shd w:fill="333333" w:val="clear"/>
         </w:rPr>
-        <w:t xml:space="preserve">mu-exec </w:t>
+        <w:t>mu-exe</w:t>
+      </w:r>
+      <w:r>
+        <w:rPr>
+          <w:rFonts w:ascii="Georgia" w:hAnsi="Georgia"/>
+          <w:b/>
+          <w:bCs/>
+          <w:i/>
+          <w:iCs/>
+          <w:color w:val="FFFFFF"/>
+          <w:sz w:val="24"/>
+          <w:szCs w:val="24"/>
+          <w:u w:val="none"/>
+          <w:shd w:fill="333333" w:val="clear"/>
+        </w:rPr>
+        <w:t>c                             .</w:t>
+      </w:r>
+      <w:r>
+        <w:rPr>
+          <w:rFonts w:ascii="Georgia" w:hAnsi="Georgia"/>
+          <w:b/>
+          <w:bCs/>
+          <w:i/>
+          <w:iCs/>
+          <w:color w:val="FFFFFF"/>
+          <w:sz w:val="24"/>
+          <w:szCs w:val="24"/>
+          <w:u w:val="none"/>
+          <w:shd w:fill="333333" w:val="clear"/>
+        </w:rPr>
+        <w:t xml:space="preserve"> </w:t>
       </w:r>
       <w:r>
         <w:rPr>
@@ -2847,7 +2924,67 @@
           <w:u w:val="none"/>
           <w:shd w:fill="333333" w:val="clear"/>
         </w:rPr>
-        <w:t xml:space="preserve">sys-dev      </w:t>
+        <w:t>sys-de</w:t>
+      </w:r>
+      <w:r>
+        <w:rPr>
+          <w:rFonts w:ascii="Georgia" w:hAnsi="Georgia"/>
+          <w:b/>
+          <w:bCs/>
+          <w:i/>
+          <w:iCs/>
+          <w:color w:val="FFFFFF"/>
+          <w:sz w:val="24"/>
+          <w:szCs w:val="24"/>
+          <w:u w:val="none"/>
+          <w:shd w:fill="333333" w:val="clear"/>
+        </w:rPr>
+        <w:t xml:space="preserve">v                          </w:t>
+      </w:r>
+      <w:r>
+        <w:rPr>
+          <w:rFonts w:ascii="Georgia" w:hAnsi="Georgia"/>
+          <w:b/>
+          <w:bCs/>
+          <w:i/>
+          <w:iCs/>
+          <w:color w:val="FFFFFF"/>
+          <w:sz w:val="24"/>
+          <w:szCs w:val="24"/>
+          <w:u w:val="none"/>
+          <w:shd w:fill="333333" w:val="clear"/>
+        </w:rPr>
+        <w:t xml:space="preserve"> .</w:t>
+      </w:r>
+      <w:r>
+        <w:rPr>
+          <w:rFonts w:ascii="Georgia" w:hAnsi="Georgia"/>
+          <w:b/>
+          <w:bCs/>
+          <w:i/>
+          <w:iCs/>
+          <w:color w:val="FFFFFF"/>
+          <w:sz w:val="24"/>
+          <w:szCs w:val="24"/>
+          <w:u w:val="none"/>
+          <w:shd w:fill="333333" w:val="clear"/>
+        </w:rPr>
+        <w:t xml:space="preserve">                   </w:t>
+      </w:r>
+      <w:r>
+        <w:rPr>
+          <w:rFonts w:ascii="Georgia" w:hAnsi="Georgia"/>
+          <w:b/>
+          <w:bCs/>
+          <w:i/>
+          <w:iCs/>
+          <w:color w:val="FFFFFF"/>
+          <w:sz w:val="24"/>
+          <w:szCs w:val="24"/>
+          <w:u w:val="none"/>
+          <w:shd w:fill="333333" w:val="clear"/>
+        </w:rPr>
+        <w:t xml:space="preserve">      </w:t>
       </w:r>
       <w:r>
         <w:rPr>
@@ -3184,7 +3321,23 @@
           <w:u w:val="none"/>
           <w:lang w:val="en-US" w:eastAsia="zh-CN" w:bidi="hi-IN"/>
         </w:rPr>
-        <w:t>: 0.0.20</w:t>
+        <w:t>: 0.0.2</w:t>
+      </w:r>
+      <w:r>
+        <w:rPr>
+          <w:rFonts w:eastAsia="Songti SC" w:cs="Arial Unicode MS" w:ascii="Andale Mono" w:hAnsi="Andale Mono"/>
+          <w:b w:val="false"/>
+          <w:bCs w:val="false"/>
+          <w:i w:val="false"/>
+          <w:iCs w:val="false"/>
+          <w:color w:val="auto"/>
+          <w:kern w:val="2"/>
+          <w:sz w:val="14"/>
+          <w:szCs w:val="14"/>
+          <w:u w:val="none"/>
+          <w:lang w:val="en-US" w:eastAsia="zh-CN" w:bidi="hi-IN"/>
+        </w:rPr>
+        <w:t>1</w:t>
       </w:r>
     </w:p>
     <w:p>
@@ -3254,7 +3407,39 @@
           <w:u w:val="none"/>
           <w:lang w:val="en-US" w:eastAsia="zh-CN" w:bidi="hi-IN"/>
         </w:rPr>
-        <w:t>Usage: mforge 0.0.20 command [option...]</w:t>
+        <w:t>Usage: mforge 0.0.2</w:t>
+      </w:r>
+      <w:r>
+        <w:rPr>
+          <w:rFonts w:eastAsia="Songti SC" w:cs="Arial Unicode MS" w:ascii="Andale Mono" w:hAnsi="Andale Mono"/>
+          <w:b w:val="false"/>
+          <w:bCs w:val="false"/>
+          <w:i w:val="false"/>
+          <w:iCs w:val="false"/>
+          <w:color w:val="auto"/>
+          <w:kern w:val="2"/>
+          <w:sz w:val="12"/>
+          <w:szCs w:val="12"/>
+          <w:u w:val="none"/>
+          <w:lang w:val="en-US" w:eastAsia="zh-CN" w:bidi="hi-IN"/>
+        </w:rPr>
+        <w:t>1</w:t>
+      </w:r>
+      <w:r>
+        <w:rPr>
+          <w:rFonts w:eastAsia="Songti SC" w:cs="Arial Unicode MS" w:ascii="Andale Mono" w:hAnsi="Andale Mono"/>
+          <w:b w:val="false"/>
+          <w:bCs w:val="false"/>
+          <w:i w:val="false"/>
+          <w:iCs w:val="false"/>
+          <w:color w:val="auto"/>
+          <w:kern w:val="2"/>
+          <w:sz w:val="12"/>
+          <w:szCs w:val="12"/>
+          <w:u w:val="none"/>
+          <w:lang w:val="en-US" w:eastAsia="zh-CN" w:bidi="hi-IN"/>
+        </w:rPr>
+        <w:t xml:space="preserve"> command [option...]</w:t>
       </w:r>
     </w:p>
     <w:p>
@@ -4137,186 +4322,6 @@
           <w:lang w:val="en-US" w:eastAsia="zh-CN" w:bidi="hi-IN"/>
         </w:rPr>
         <w:t>--recipe                           ; show recipe</w:t>
-      </w:r>
-    </w:p>
-    <w:p>
-      <w:pPr>
-        <w:pStyle w:val="Normal"/>
-        <w:ind w:hanging="0" w:left="0" w:right="0"/>
-        <w:rPr>
-          <w:rFonts w:ascii="Georgia" w:hAnsi="Georgia" w:eastAsia="Songti SC" w:cs="Arial Unicode MS"/>
-          <w:b w:val="false"/>
-          <w:bCs/>
-          <w:i w:val="false"/>
-          <w:iCs w:val="false"/>
-          <w:color w:val="auto"/>
-          <w:kern w:val="2"/>
-          <w:sz w:val="16"/>
-          <w:szCs w:val="16"/>
-          <w:u w:val="none"/>
-          <w:shd w:fill="333333" w:val="clear"/>
-          <w:lang w:val="en-US" w:eastAsia="zh-CN" w:bidi="hi-IN"/>
-        </w:rPr>
-      </w:pPr>
-      <w:r>
-        <w:rPr>
-          <w:rFonts w:eastAsia="Songti SC" w:cs="Arial Unicode MS" w:ascii="Georgia" w:hAnsi="Georgia"/>
-          <w:b w:val="false"/>
-          <w:bCs/>
-          <w:i w:val="false"/>
-          <w:iCs w:val="false"/>
-          <w:color w:val="auto"/>
-          <w:kern w:val="2"/>
-          <w:sz w:val="16"/>
-          <w:szCs w:val="16"/>
-          <w:u w:val="none"/>
-          <w:shd w:fill="333333" w:val="clear"/>
-          <w:lang w:val="en-US" w:eastAsia="zh-CN" w:bidi="hi-IN"/>
-        </w:rPr>
-      </w:r>
-    </w:p>
-    <w:p>
-      <w:pPr>
-        <w:pStyle w:val="Normal"/>
-        <w:ind w:hanging="0" w:left="0" w:right="0"/>
-        <w:rPr>
-          <w:rFonts w:ascii="Georgia" w:hAnsi="Georgia" w:eastAsia="Songti SC" w:cs="Arial Unicode MS"/>
-          <w:b w:val="false"/>
-          <w:bCs/>
-          <w:i w:val="false"/>
-          <w:iCs w:val="false"/>
-          <w:color w:val="auto"/>
-          <w:kern w:val="2"/>
-          <w:sz w:val="16"/>
-          <w:szCs w:val="16"/>
-          <w:u w:val="none"/>
-          <w:shd w:fill="333333" w:val="clear"/>
-          <w:lang w:val="en-US" w:eastAsia="zh-CN" w:bidi="hi-IN"/>
-        </w:rPr>
-      </w:pPr>
-      <w:r>
-        <w:rPr>
-          <w:rFonts w:eastAsia="Songti SC" w:cs="Arial Unicode MS" w:ascii="Georgia" w:hAnsi="Georgia"/>
-          <w:b w:val="false"/>
-          <w:bCs/>
-          <w:i w:val="false"/>
-          <w:iCs w:val="false"/>
-          <w:color w:val="auto"/>
-          <w:kern w:val="2"/>
-          <w:sz w:val="16"/>
-          <w:szCs w:val="16"/>
-          <w:u w:val="none"/>
-          <w:shd w:fill="333333" w:val="clear"/>
-          <w:lang w:val="en-US" w:eastAsia="zh-CN" w:bidi="hi-IN"/>
-        </w:rPr>
-      </w:r>
-    </w:p>
-    <w:p>
-      <w:pPr>
-        <w:pStyle w:val="Normal"/>
-        <w:ind w:hanging="0" w:left="0" w:right="0"/>
-        <w:rPr>
-          <w:rFonts w:ascii="Georgia" w:hAnsi="Georgia" w:eastAsia="Songti SC" w:cs="Arial Unicode MS"/>
-          <w:b w:val="false"/>
-          <w:bCs/>
-          <w:i w:val="false"/>
-          <w:iCs w:val="false"/>
-          <w:color w:val="auto"/>
-          <w:kern w:val="2"/>
-          <w:sz w:val="16"/>
-          <w:szCs w:val="16"/>
-          <w:u w:val="none"/>
-          <w:shd w:fill="333333" w:val="clear"/>
-          <w:lang w:val="en-US" w:eastAsia="zh-CN" w:bidi="hi-IN"/>
-        </w:rPr>
-      </w:pPr>
-      <w:r>
-        <w:rPr>
-          <w:rFonts w:eastAsia="Songti SC" w:cs="Arial Unicode MS" w:ascii="Georgia" w:hAnsi="Georgia"/>
-          <w:b w:val="false"/>
-          <w:bCs/>
-          <w:i w:val="false"/>
-          <w:iCs w:val="false"/>
-          <w:color w:val="auto"/>
-          <w:kern w:val="2"/>
-          <w:sz w:val="16"/>
-          <w:szCs w:val="16"/>
-          <w:u w:val="none"/>
-          <w:shd w:fill="333333" w:val="clear"/>
-          <w:lang w:val="en-US" w:eastAsia="zh-CN" w:bidi="hi-IN"/>
-        </w:rPr>
-      </w:r>
-    </w:p>
-    <w:p>
-      <w:pPr>
-        <w:pStyle w:val="Normal"/>
-        <w:ind w:hanging="0" w:left="0" w:right="0"/>
-        <w:rPr>
-          <w:rFonts w:ascii="Georgia" w:hAnsi="Georgia" w:eastAsia="Songti SC" w:cs="Arial Unicode MS"/>
-          <w:b w:val="false"/>
-          <w:bCs/>
-          <w:i w:val="false"/>
-          <w:iCs w:val="false"/>
-          <w:color w:val="auto"/>
-          <w:kern w:val="2"/>
-          <w:sz w:val="16"/>
-          <w:szCs w:val="16"/>
-          <w:u w:val="none"/>
-          <w:shd w:fill="333333" w:val="clear"/>
-          <w:lang w:val="en-US" w:eastAsia="zh-CN" w:bidi="hi-IN"/>
-        </w:rPr>
-      </w:pPr>
-      <w:r>
-        <w:rPr>
-          <w:rFonts w:eastAsia="Songti SC" w:cs="Arial Unicode MS" w:ascii="Georgia" w:hAnsi="Georgia"/>
-          <w:b w:val="false"/>
-          <w:bCs/>
-          <w:i w:val="false"/>
-          <w:iCs w:val="false"/>
-          <w:color w:val="auto"/>
-          <w:kern w:val="2"/>
-          <w:sz w:val="16"/>
-          <w:szCs w:val="16"/>
-          <w:u w:val="none"/>
-          <w:shd w:fill="333333" w:val="clear"/>
-          <w:lang w:val="en-US" w:eastAsia="zh-CN" w:bidi="hi-IN"/>
-        </w:rPr>
-      </w:r>
-    </w:p>
-    <w:p>
-      <w:pPr>
-        <w:pStyle w:val="Normal"/>
-        <w:ind w:hanging="0" w:left="0" w:right="0"/>
-        <w:rPr>
-          <w:rFonts w:ascii="Georgia" w:hAnsi="Georgia" w:eastAsia="Songti SC" w:cs="Arial Unicode MS"/>
-          <w:b w:val="false"/>
-          <w:bCs/>
-          <w:i w:val="false"/>
-          <w:iCs w:val="false"/>
-          <w:color w:val="auto"/>
-          <w:kern w:val="2"/>
-          <w:sz w:val="16"/>
-          <w:szCs w:val="16"/>
-          <w:u w:val="none"/>
-          <w:shd w:fill="333333" w:val="clear"/>
-          <w:lang w:val="en-US" w:eastAsia="zh-CN" w:bidi="hi-IN"/>
-        </w:rPr>
-      </w:pPr>
-      <w:r>
-        <w:rPr>
-          <w:rFonts w:eastAsia="Songti SC" w:cs="Arial Unicode MS" w:ascii="Georgia" w:hAnsi="Georgia"/>
-          <w:b w:val="false"/>
-          <w:bCs/>
-          <w:i w:val="false"/>
-          <w:iCs w:val="false"/>
-          <w:color w:val="auto"/>
-          <w:kern w:val="2"/>
-          <w:sz w:val="16"/>
-          <w:szCs w:val="16"/>
-          <w:u w:val="none"/>
-          <w:shd w:fill="333333" w:val="clear"/>
-          <w:lang w:val="en-US" w:eastAsia="zh-CN" w:bidi="hi-IN"/>
-        </w:rPr>
       </w:r>
     </w:p>
     <w:p>
@@ -5111,7 +5116,41 @@
           <w:shd w:fill="333333" w:val="clear"/>
           <w:lang w:val="en-US" w:eastAsia="zh-CN" w:bidi="hi-IN"/>
         </w:rPr>
-        <w:t xml:space="preserve">repl                                         </w:t>
+        <w:t>rep</w:t>
+      </w:r>
+      <w:r>
+        <w:rPr>
+          <w:rFonts w:eastAsia="Songti SC" w:cs="Arial Unicode MS" w:ascii="Georgia" w:hAnsi="Georgia"/>
+          <w:b/>
+          <w:bCs/>
+          <w:i/>
+          <w:iCs/>
+          <w:color w:val="FFFFFF"/>
+          <w:kern w:val="2"/>
+          <w:sz w:val="24"/>
+          <w:szCs w:val="24"/>
+          <w:u w:val="none"/>
+          <w:shd w:fill="333333" w:val="clear"/>
+          <w:lang w:val="en-US" w:eastAsia="zh-CN" w:bidi="hi-IN"/>
+        </w:rPr>
+        <w:t>l                                .</w:t>
+      </w:r>
+      <w:r>
+        <w:rPr>
+          <w:rFonts w:eastAsia="Songti SC" w:cs="Arial Unicode MS" w:ascii="Georgia" w:hAnsi="Georgia"/>
+          <w:b/>
+          <w:bCs/>
+          <w:i/>
+          <w:iCs/>
+          <w:color w:val="FFFFFF"/>
+          <w:kern w:val="2"/>
+          <w:sz w:val="24"/>
+          <w:szCs w:val="24"/>
+          <w:u w:val="none"/>
+          <w:shd w:fill="333333" w:val="clear"/>
+          <w:lang w:val="en-US" w:eastAsia="zh-CN" w:bidi="hi-IN"/>
+        </w:rPr>
+        <w:t xml:space="preserve">                                         </w:t>
       </w:r>
       <w:r>
         <w:rPr>
@@ -7941,7 +7980,7 @@
     <w:pPr>
       <w:widowControl/>
       <w:suppressAutoHyphens w:val="true"/>
-      <w:overflowPunct w:val="true"/>
+      <w:overflowPunct w:val="false"/>
       <w:bidi w:val="0"/>
       <w:spacing w:before="0" w:after="0"/>
       <w:jc w:val="left"/>
@@ -8107,8 +8146,8 @@
     </w:pPr>
     <w:rPr/>
   </w:style>
-  <w:style w:type="paragraph" w:styleId="FrameContents">
-    <w:name w:val="Frame Contents"/>
+  <w:style w:type="paragraph" w:styleId="FrameContentsuser">
+    <w:name w:val="Frame Contents (user)"/>
     <w:basedOn w:val="Normal"/>
     <w:qFormat/>
     <w:pPr/>
@@ -8125,37 +8164,37 @@
         <a:srgbClr val="000000"/>
       </a:dk1>
       <a:lt1>
-        <a:srgbClr val="ffffff"/>
+        <a:srgbClr val="FFFFFF"/>
       </a:lt1>
       <a:dk2>
         <a:srgbClr val="000000"/>
       </a:dk2>
       <a:lt2>
-        <a:srgbClr val="ffffff"/>
+        <a:srgbClr val="FFFFFF"/>
       </a:lt2>
       <a:accent1>
-        <a:srgbClr val="18a303"/>
+        <a:srgbClr val="18A303"/>
       </a:accent1>
       <a:accent2>
-        <a:srgbClr val="0369a3"/>
+        <a:srgbClr val="0369A3"/>
       </a:accent2>
       <a:accent3>
-        <a:srgbClr val="a33e03"/>
+        <a:srgbClr val="A33E03"/>
       </a:accent3>
       <a:accent4>
-        <a:srgbClr val="8e03a3"/>
+        <a:srgbClr val="8E03A3"/>
       </a:accent4>
       <a:accent5>
-        <a:srgbClr val="c99c00"/>
+        <a:srgbClr val="C99C00"/>
       </a:accent5>
       <a:accent6>
-        <a:srgbClr val="c9211e"/>
+        <a:srgbClr val="C9211E"/>
       </a:accent6>
       <a:hlink>
-        <a:srgbClr val="0000ee"/>
+        <a:srgbClr val="0000EE"/>
       </a:hlink>
       <a:folHlink>
-        <a:srgbClr val="551a8b"/>
+        <a:srgbClr val="551A8B"/>
       </a:folHlink>
     </a:clrScheme>
     <a:fontScheme name="Office">

--- a/doc/refcards/utilities-ref.docx
+++ b/doc/refcards/utilities-ref.docx
@@ -37,7 +37,7 @@
           <w:tab w:val="left" w:pos="4110" w:leader="none"/>
         </w:tabs>
         <w:suppressAutoHyphens w:val="true"/>
-        <w:overflowPunct w:val="false"/>
+        <w:overflowPunct w:val="true"/>
         <w:bidi w:val="0"/>
         <w:spacing w:before="0" w:after="0"/>
         <w:ind w:hanging="0" w:left="0" w:right="0"/>
@@ -326,7 +326,7 @@
           <w:sz w:val="16"/>
           <w:szCs w:val="16"/>
         </w:rPr>
-        <w:t>0.2.</w:t>
+        <w:t>0.2.2</w:t>
       </w:r>
       <w:r>
         <w:rPr>
@@ -338,7 +338,7 @@
           <w:sz w:val="16"/>
           <w:szCs w:val="16"/>
         </w:rPr>
-        <w:t>21</w:t>
+        <w:t>0</w:t>
       </w:r>
     </w:p>
     <w:p>
@@ -392,37 +392,7 @@
           <w:u w:val="none"/>
           <w:shd w:fill="333333" w:val="clear"/>
         </w:rPr>
-        <w:t>mu-sy</w:t>
-      </w:r>
-      <w:r>
-        <w:rPr>
-          <w:rFonts w:ascii="Georgia" w:hAnsi="Georgia"/>
-          <w:b/>
-          <w:bCs/>
-          <w:i/>
-          <w:iCs/>
-          <w:color w:val="FFFFFF"/>
-          <w:sz w:val="24"/>
-          <w:szCs w:val="24"/>
-          <w:u w:val="none"/>
-          <w:shd w:fill="333333" w:val="clear"/>
-        </w:rPr>
-        <w:t>s                                .</w:t>
-      </w:r>
-      <w:r>
-        <w:rPr>
-          <w:rFonts w:ascii="Georgia" w:hAnsi="Georgia"/>
-          <w:b/>
-          <w:bCs/>
-          <w:i/>
-          <w:iCs/>
-          <w:color w:val="FFFFFF"/>
-          <w:sz w:val="24"/>
-          <w:szCs w:val="24"/>
-          <w:u w:val="none"/>
-          <w:shd w:fill="333333" w:val="clear"/>
-        </w:rPr>
-        <w:t xml:space="preserve">   </w:t>
+        <w:t xml:space="preserve">mu-sys                                .   </w:t>
       </w:r>
       <w:r>
         <w:rPr>
@@ -1159,67 +1129,7 @@
           <w:u w:val="none"/>
           <w:shd w:fill="333333" w:val="clear"/>
         </w:rPr>
-        <w:t>mu-serv</w:t>
-      </w:r>
-      <w:r>
-        <w:rPr>
-          <w:rFonts w:ascii="Georgia" w:hAnsi="Georgia"/>
-          <w:b/>
-          <w:bCs/>
-          <w:i/>
-          <w:iCs/>
-          <w:color w:val="FFFFFF"/>
-          <w:sz w:val="24"/>
-          <w:szCs w:val="24"/>
-          <w:u w:val="none"/>
-          <w:shd w:fill="333333" w:val="clear"/>
-        </w:rPr>
-        <w:t>e</w:t>
-      </w:r>
-      <w:r>
-        <w:rPr>
-          <w:rFonts w:ascii="Georgia" w:hAnsi="Georgia"/>
-          <w:b/>
-          <w:bCs/>
-          <w:i/>
-          <w:iCs/>
-          <w:color w:val="FFFFFF"/>
-          <w:sz w:val="24"/>
-          <w:szCs w:val="24"/>
-          <w:u w:val="none"/>
-          <w:shd w:fill="333333" w:val="clear"/>
-        </w:rPr>
-        <w:t xml:space="preserve">r                     </w:t>
-      </w:r>
-      <w:r>
-        <w:rPr>
-          <w:rFonts w:ascii="Georgia" w:hAnsi="Georgia"/>
-          <w:b/>
-          <w:bCs/>
-          <w:i/>
-          <w:iCs/>
-          <w:color w:val="FFFFFF"/>
-          <w:sz w:val="24"/>
-          <w:szCs w:val="24"/>
-          <w:u w:val="none"/>
-          <w:shd w:fill="333333" w:val="clear"/>
-        </w:rPr>
-        <w:t xml:space="preserve">     .</w:t>
-      </w:r>
-      <w:r>
-        <w:rPr>
-          <w:rFonts w:ascii="Georgia" w:hAnsi="Georgia"/>
-          <w:b/>
-          <w:bCs/>
-          <w:i/>
-          <w:iCs/>
-          <w:color w:val="FFFFFF"/>
-          <w:sz w:val="24"/>
-          <w:szCs w:val="24"/>
-          <w:u w:val="none"/>
-          <w:shd w:fill="333333" w:val="clear"/>
-        </w:rPr>
-        <w:t xml:space="preserve"> </w:t>
+        <w:t xml:space="preserve">mu-server                          . </w:t>
       </w:r>
       <w:r>
         <w:rPr>
@@ -2038,37 +1948,7 @@
           <w:u w:val="none"/>
           <w:shd w:fill="333333" w:val="clear"/>
         </w:rPr>
-        <w:t>mu-exe</w:t>
-      </w:r>
-      <w:r>
-        <w:rPr>
-          <w:rFonts w:ascii="Georgia" w:hAnsi="Georgia"/>
-          <w:b/>
-          <w:bCs/>
-          <w:i/>
-          <w:iCs/>
-          <w:color w:val="FFFFFF"/>
-          <w:sz w:val="24"/>
-          <w:szCs w:val="24"/>
-          <w:u w:val="none"/>
-          <w:shd w:fill="333333" w:val="clear"/>
-        </w:rPr>
-        <w:t>c                             .</w:t>
-      </w:r>
-      <w:r>
-        <w:rPr>
-          <w:rFonts w:ascii="Georgia" w:hAnsi="Georgia"/>
-          <w:b/>
-          <w:bCs/>
-          <w:i/>
-          <w:iCs/>
-          <w:color w:val="FFFFFF"/>
-          <w:sz w:val="24"/>
-          <w:szCs w:val="24"/>
-          <w:u w:val="none"/>
-          <w:shd w:fill="333333" w:val="clear"/>
-        </w:rPr>
-        <w:t xml:space="preserve"> </w:t>
+        <w:t xml:space="preserve">mu-exec                             . </w:t>
       </w:r>
       <w:r>
         <w:rPr>
@@ -2876,6 +2756,72 @@
     <w:p>
       <w:pPr>
         <w:pStyle w:val="Normal"/>
+        <w:ind w:hanging="0" w:left="0" w:right="0"/>
+        <w:rPr>
+          <w:rFonts w:ascii="Andale Mono" w:hAnsi="Andale Mono"/>
+          <w:b w:val="false"/>
+          <w:bCs w:val="false"/>
+          <w:sz w:val="16"/>
+          <w:szCs w:val="16"/>
+        </w:rPr>
+      </w:pPr>
+      <w:r>
+        <w:rPr>
+          <w:rFonts w:ascii="Andale Mono" w:hAnsi="Andale Mono"/>
+          <w:b w:val="false"/>
+          <w:bCs w:val="false"/>
+          <w:sz w:val="16"/>
+          <w:szCs w:val="16"/>
+        </w:rPr>
+      </w:r>
+    </w:p>
+    <w:p>
+      <w:pPr>
+        <w:pStyle w:val="Normal"/>
+        <w:ind w:hanging="0" w:left="0" w:right="0"/>
+        <w:rPr>
+          <w:rFonts w:ascii="Andale Mono" w:hAnsi="Andale Mono"/>
+          <w:b w:val="false"/>
+          <w:bCs w:val="false"/>
+          <w:sz w:val="16"/>
+          <w:szCs w:val="16"/>
+        </w:rPr>
+      </w:pPr>
+      <w:r>
+        <w:rPr>
+          <w:rFonts w:ascii="Andale Mono" w:hAnsi="Andale Mono"/>
+          <w:b w:val="false"/>
+          <w:bCs w:val="false"/>
+          <w:sz w:val="16"/>
+          <w:szCs w:val="16"/>
+        </w:rPr>
+      </w:r>
+    </w:p>
+    <w:p>
+      <w:pPr>
+        <w:pStyle w:val="Normal"/>
+        <w:ind w:hanging="0" w:left="0" w:right="0"/>
+        <w:rPr>
+          <w:rFonts w:ascii="Andale Mono" w:hAnsi="Andale Mono"/>
+          <w:b w:val="false"/>
+          <w:bCs w:val="false"/>
+          <w:sz w:val="16"/>
+          <w:szCs w:val="16"/>
+        </w:rPr>
+      </w:pPr>
+      <w:r>
+        <w:rPr>
+          <w:rFonts w:ascii="Andale Mono" w:hAnsi="Andale Mono"/>
+          <w:b w:val="false"/>
+          <w:bCs w:val="false"/>
+          <w:sz w:val="16"/>
+          <w:szCs w:val="16"/>
+        </w:rPr>
+      </w:r>
+    </w:p>
+    <w:p>
+      <w:pPr>
+        <w:pStyle w:val="Normal"/>
         <w:rPr>
           <w:rFonts w:ascii="Georgia" w:hAnsi="Georgia"/>
           <w:sz w:val="20"/>
@@ -2924,67 +2870,7 @@
           <w:u w:val="none"/>
           <w:shd w:fill="333333" w:val="clear"/>
         </w:rPr>
-        <w:t>sys-de</w:t>
-      </w:r>
-      <w:r>
-        <w:rPr>
-          <w:rFonts w:ascii="Georgia" w:hAnsi="Georgia"/>
-          <w:b/>
-          <w:bCs/>
-          <w:i/>
-          <w:iCs/>
-          <w:color w:val="FFFFFF"/>
-          <w:sz w:val="24"/>
-          <w:szCs w:val="24"/>
-          <w:u w:val="none"/>
-          <w:shd w:fill="333333" w:val="clear"/>
-        </w:rPr>
-        <w:t xml:space="preserve">v                          </w:t>
-      </w:r>
-      <w:r>
-        <w:rPr>
-          <w:rFonts w:ascii="Georgia" w:hAnsi="Georgia"/>
-          <w:b/>
-          <w:bCs/>
-          <w:i/>
-          <w:iCs/>
-          <w:color w:val="FFFFFF"/>
-          <w:sz w:val="24"/>
-          <w:szCs w:val="24"/>
-          <w:u w:val="none"/>
-          <w:shd w:fill="333333" w:val="clear"/>
-        </w:rPr>
-        <w:t xml:space="preserve"> .</w:t>
-      </w:r>
-      <w:r>
-        <w:rPr>
-          <w:rFonts w:ascii="Georgia" w:hAnsi="Georgia"/>
-          <w:b/>
-          <w:bCs/>
-          <w:i/>
-          <w:iCs/>
-          <w:color w:val="FFFFFF"/>
-          <w:sz w:val="24"/>
-          <w:szCs w:val="24"/>
-          <w:u w:val="none"/>
-          <w:shd w:fill="333333" w:val="clear"/>
-        </w:rPr>
-        <w:t xml:space="preserve">                   </w:t>
-      </w:r>
-      <w:r>
-        <w:rPr>
-          <w:rFonts w:ascii="Georgia" w:hAnsi="Georgia"/>
-          <w:b/>
-          <w:bCs/>
-          <w:i/>
-          <w:iCs/>
-          <w:color w:val="FFFFFF"/>
-          <w:sz w:val="24"/>
-          <w:szCs w:val="24"/>
-          <w:u w:val="none"/>
-          <w:shd w:fill="333333" w:val="clear"/>
-        </w:rPr>
-        <w:t xml:space="preserve">      </w:t>
+        <w:t xml:space="preserve">sys-dev                           .                         </w:t>
       </w:r>
       <w:r>
         <w:rPr>
@@ -3321,23 +3207,7 @@
           <w:u w:val="none"/>
           <w:lang w:val="en-US" w:eastAsia="zh-CN" w:bidi="hi-IN"/>
         </w:rPr>
-        <w:t>: 0.0.2</w:t>
-      </w:r>
-      <w:r>
-        <w:rPr>
-          <w:rFonts w:eastAsia="Songti SC" w:cs="Arial Unicode MS" w:ascii="Andale Mono" w:hAnsi="Andale Mono"/>
-          <w:b w:val="false"/>
-          <w:bCs w:val="false"/>
-          <w:i w:val="false"/>
-          <w:iCs w:val="false"/>
-          <w:color w:val="auto"/>
-          <w:kern w:val="2"/>
-          <w:sz w:val="14"/>
-          <w:szCs w:val="14"/>
-          <w:u w:val="none"/>
-          <w:lang w:val="en-US" w:eastAsia="zh-CN" w:bidi="hi-IN"/>
-        </w:rPr>
-        <w:t>1</w:t>
+        <w:t>: 0.0.21</w:t>
       </w:r>
     </w:p>
     <w:p>
@@ -3407,39 +3277,7 @@
           <w:u w:val="none"/>
           <w:lang w:val="en-US" w:eastAsia="zh-CN" w:bidi="hi-IN"/>
         </w:rPr>
-        <w:t>Usage: mforge 0.0.2</w:t>
-      </w:r>
-      <w:r>
-        <w:rPr>
-          <w:rFonts w:eastAsia="Songti SC" w:cs="Arial Unicode MS" w:ascii="Andale Mono" w:hAnsi="Andale Mono"/>
-          <w:b w:val="false"/>
-          <w:bCs w:val="false"/>
-          <w:i w:val="false"/>
-          <w:iCs w:val="false"/>
-          <w:color w:val="auto"/>
-          <w:kern w:val="2"/>
-          <w:sz w:val="12"/>
-          <w:szCs w:val="12"/>
-          <w:u w:val="none"/>
-          <w:lang w:val="en-US" w:eastAsia="zh-CN" w:bidi="hi-IN"/>
-        </w:rPr>
-        <w:t>1</w:t>
-      </w:r>
-      <w:r>
-        <w:rPr>
-          <w:rFonts w:eastAsia="Songti SC" w:cs="Arial Unicode MS" w:ascii="Andale Mono" w:hAnsi="Andale Mono"/>
-          <w:b w:val="false"/>
-          <w:bCs w:val="false"/>
-          <w:i w:val="false"/>
-          <w:iCs w:val="false"/>
-          <w:color w:val="auto"/>
-          <w:kern w:val="2"/>
-          <w:sz w:val="12"/>
-          <w:szCs w:val="12"/>
-          <w:u w:val="none"/>
-          <w:lang w:val="en-US" w:eastAsia="zh-CN" w:bidi="hi-IN"/>
-        </w:rPr>
-        <w:t xml:space="preserve"> command [option...]</w:t>
+        <w:t>Usage: mforge 0.0.21 command [option...]</w:t>
       </w:r>
     </w:p>
     <w:p>
@@ -4322,6 +4160,150 @@
           <w:lang w:val="en-US" w:eastAsia="zh-CN" w:bidi="hi-IN"/>
         </w:rPr>
         <w:t>--recipe                           ; show recipe</w:t>
+      </w:r>
+    </w:p>
+    <w:p>
+      <w:pPr>
+        <w:pStyle w:val="Normal"/>
+        <w:ind w:hanging="0" w:left="0" w:right="0"/>
+        <w:rPr>
+          <w:rFonts w:ascii="Georgia" w:hAnsi="Georgia" w:eastAsia="Songti SC" w:cs="Arial Unicode MS"/>
+          <w:b w:val="false"/>
+          <w:bCs/>
+          <w:i w:val="false"/>
+          <w:iCs w:val="false"/>
+          <w:color w:val="auto"/>
+          <w:kern w:val="2"/>
+          <w:sz w:val="16"/>
+          <w:szCs w:val="16"/>
+          <w:u w:val="none"/>
+          <w:shd w:fill="333333" w:val="clear"/>
+          <w:lang w:val="en-US" w:eastAsia="zh-CN" w:bidi="hi-IN"/>
+        </w:rPr>
+      </w:pPr>
+      <w:r>
+        <w:rPr>
+          <w:rFonts w:eastAsia="Songti SC" w:cs="Arial Unicode MS" w:ascii="Georgia" w:hAnsi="Georgia"/>
+          <w:b w:val="false"/>
+          <w:bCs/>
+          <w:i w:val="false"/>
+          <w:iCs w:val="false"/>
+          <w:color w:val="auto"/>
+          <w:kern w:val="2"/>
+          <w:sz w:val="16"/>
+          <w:szCs w:val="16"/>
+          <w:u w:val="none"/>
+          <w:shd w:fill="333333" w:val="clear"/>
+          <w:lang w:val="en-US" w:eastAsia="zh-CN" w:bidi="hi-IN"/>
+        </w:rPr>
+      </w:r>
+    </w:p>
+    <w:p>
+      <w:pPr>
+        <w:pStyle w:val="Normal"/>
+        <w:ind w:hanging="0" w:left="0" w:right="0"/>
+        <w:rPr>
+          <w:rFonts w:ascii="Georgia" w:hAnsi="Georgia" w:eastAsia="Songti SC" w:cs="Arial Unicode MS"/>
+          <w:b w:val="false"/>
+          <w:bCs/>
+          <w:i w:val="false"/>
+          <w:iCs w:val="false"/>
+          <w:color w:val="auto"/>
+          <w:kern w:val="2"/>
+          <w:sz w:val="16"/>
+          <w:szCs w:val="16"/>
+          <w:u w:val="none"/>
+          <w:shd w:fill="333333" w:val="clear"/>
+          <w:lang w:val="en-US" w:eastAsia="zh-CN" w:bidi="hi-IN"/>
+        </w:rPr>
+      </w:pPr>
+      <w:r>
+        <w:rPr>
+          <w:rFonts w:eastAsia="Songti SC" w:cs="Arial Unicode MS" w:ascii="Georgia" w:hAnsi="Georgia"/>
+          <w:b w:val="false"/>
+          <w:bCs/>
+          <w:i w:val="false"/>
+          <w:iCs w:val="false"/>
+          <w:color w:val="auto"/>
+          <w:kern w:val="2"/>
+          <w:sz w:val="16"/>
+          <w:szCs w:val="16"/>
+          <w:u w:val="none"/>
+          <w:shd w:fill="333333" w:val="clear"/>
+          <w:lang w:val="en-US" w:eastAsia="zh-CN" w:bidi="hi-IN"/>
+        </w:rPr>
+      </w:r>
+    </w:p>
+    <w:p>
+      <w:pPr>
+        <w:pStyle w:val="Normal"/>
+        <w:ind w:hanging="0" w:left="0" w:right="0"/>
+        <w:rPr>
+          <w:rFonts w:ascii="Georgia" w:hAnsi="Georgia" w:eastAsia="Songti SC" w:cs="Arial Unicode MS"/>
+          <w:b w:val="false"/>
+          <w:bCs/>
+          <w:i w:val="false"/>
+          <w:iCs w:val="false"/>
+          <w:color w:val="auto"/>
+          <w:kern w:val="2"/>
+          <w:sz w:val="16"/>
+          <w:szCs w:val="16"/>
+          <w:u w:val="none"/>
+          <w:shd w:fill="333333" w:val="clear"/>
+          <w:lang w:val="en-US" w:eastAsia="zh-CN" w:bidi="hi-IN"/>
+        </w:rPr>
+      </w:pPr>
+      <w:r>
+        <w:rPr>
+          <w:rFonts w:eastAsia="Songti SC" w:cs="Arial Unicode MS" w:ascii="Georgia" w:hAnsi="Georgia"/>
+          <w:b w:val="false"/>
+          <w:bCs/>
+          <w:i w:val="false"/>
+          <w:iCs w:val="false"/>
+          <w:color w:val="auto"/>
+          <w:kern w:val="2"/>
+          <w:sz w:val="16"/>
+          <w:szCs w:val="16"/>
+          <w:u w:val="none"/>
+          <w:shd w:fill="333333" w:val="clear"/>
+          <w:lang w:val="en-US" w:eastAsia="zh-CN" w:bidi="hi-IN"/>
+        </w:rPr>
+      </w:r>
+    </w:p>
+    <w:p>
+      <w:pPr>
+        <w:pStyle w:val="Normal"/>
+        <w:ind w:hanging="0" w:left="0" w:right="0"/>
+        <w:rPr>
+          <w:rFonts w:ascii="Georgia" w:hAnsi="Georgia" w:eastAsia="Songti SC" w:cs="Arial Unicode MS"/>
+          <w:b w:val="false"/>
+          <w:bCs/>
+          <w:i w:val="false"/>
+          <w:iCs w:val="false"/>
+          <w:color w:val="auto"/>
+          <w:kern w:val="2"/>
+          <w:sz w:val="16"/>
+          <w:szCs w:val="16"/>
+          <w:u w:val="none"/>
+          <w:shd w:fill="333333" w:val="clear"/>
+          <w:lang w:val="en-US" w:eastAsia="zh-CN" w:bidi="hi-IN"/>
+        </w:rPr>
+      </w:pPr>
+      <w:r>
+        <w:rPr>
+          <w:rFonts w:eastAsia="Songti SC" w:cs="Arial Unicode MS" w:ascii="Georgia" w:hAnsi="Georgia"/>
+          <w:b w:val="false"/>
+          <w:bCs/>
+          <w:i w:val="false"/>
+          <w:iCs w:val="false"/>
+          <w:color w:val="auto"/>
+          <w:kern w:val="2"/>
+          <w:sz w:val="16"/>
+          <w:szCs w:val="16"/>
+          <w:u w:val="none"/>
+          <w:shd w:fill="333333" w:val="clear"/>
+          <w:lang w:val="en-US" w:eastAsia="zh-CN" w:bidi="hi-IN"/>
+        </w:rPr>
       </w:r>
     </w:p>
     <w:p>
@@ -5116,41 +5098,7 @@
           <w:shd w:fill="333333" w:val="clear"/>
           <w:lang w:val="en-US" w:eastAsia="zh-CN" w:bidi="hi-IN"/>
         </w:rPr>
-        <w:t>rep</w:t>
-      </w:r>
-      <w:r>
-        <w:rPr>
-          <w:rFonts w:eastAsia="Songti SC" w:cs="Arial Unicode MS" w:ascii="Georgia" w:hAnsi="Georgia"/>
-          <w:b/>
-          <w:bCs/>
-          <w:i/>
-          <w:iCs/>
-          <w:color w:val="FFFFFF"/>
-          <w:kern w:val="2"/>
-          <w:sz w:val="24"/>
-          <w:szCs w:val="24"/>
-          <w:u w:val="none"/>
-          <w:shd w:fill="333333" w:val="clear"/>
-          <w:lang w:val="en-US" w:eastAsia="zh-CN" w:bidi="hi-IN"/>
-        </w:rPr>
-        <w:t>l                                .</w:t>
-      </w:r>
-      <w:r>
-        <w:rPr>
-          <w:rFonts w:eastAsia="Songti SC" w:cs="Arial Unicode MS" w:ascii="Georgia" w:hAnsi="Georgia"/>
-          <w:b/>
-          <w:bCs/>
-          <w:i/>
-          <w:iCs/>
-          <w:color w:val="FFFFFF"/>
-          <w:kern w:val="2"/>
-          <w:sz w:val="24"/>
-          <w:szCs w:val="24"/>
-          <w:u w:val="none"/>
-          <w:shd w:fill="333333" w:val="clear"/>
-          <w:lang w:val="en-US" w:eastAsia="zh-CN" w:bidi="hi-IN"/>
-        </w:rPr>
-        <w:t xml:space="preserve">                                         </w:t>
+        <w:t xml:space="preserve">repl                                .                                         </w:t>
       </w:r>
       <w:r>
         <w:rPr>
@@ -7980,7 +7928,7 @@
     <w:pPr>
       <w:widowControl/>
       <w:suppressAutoHyphens w:val="true"/>
-      <w:overflowPunct w:val="false"/>
+      <w:overflowPunct w:val="true"/>
       <w:bidi w:val="0"/>
       <w:spacing w:before="0" w:after="0"/>
       <w:jc w:val="left"/>
@@ -8146,8 +8094,8 @@
     </w:pPr>
     <w:rPr/>
   </w:style>
-  <w:style w:type="paragraph" w:styleId="FrameContentsuser">
-    <w:name w:val="Frame Contents (user)"/>
+  <w:style w:type="paragraph" w:styleId="FrameContents">
+    <w:name w:val="Frame Contents"/>
     <w:basedOn w:val="Normal"/>
     <w:qFormat/>
     <w:pPr/>

--- a/doc/refcards/utilities-ref.docx
+++ b/doc/refcards/utilities-ref.docx
@@ -37,7 +37,7 @@
           <w:tab w:val="left" w:pos="4110" w:leader="none"/>
         </w:tabs>
         <w:suppressAutoHyphens w:val="true"/>
-        <w:overflowPunct w:val="true"/>
+        <w:overflowPunct w:val="false"/>
         <w:bidi w:val="0"/>
         <w:spacing w:before="0" w:after="0"/>
         <w:ind w:hanging="0" w:left="0" w:right="0"/>
@@ -338,7 +338,7 @@
           <w:sz w:val="16"/>
           <w:szCs w:val="16"/>
         </w:rPr>
-        <w:t>0</w:t>
+        <w:t>1</w:t>
       </w:r>
     </w:p>
     <w:p>
@@ -392,7 +392,7 @@
           <w:u w:val="none"/>
           <w:shd w:fill="333333" w:val="clear"/>
         </w:rPr>
-        <w:t xml:space="preserve">mu-sys                                .   </w:t>
+        <w:t xml:space="preserve">mu-sys                                  .   </w:t>
       </w:r>
       <w:r>
         <w:rPr>
@@ -1129,7 +1129,7 @@
           <w:u w:val="none"/>
           <w:shd w:fill="333333" w:val="clear"/>
         </w:rPr>
-        <w:t xml:space="preserve">mu-server                          . </w:t>
+        <w:t xml:space="preserve">mu-server                           . </w:t>
       </w:r>
       <w:r>
         <w:rPr>
@@ -1948,7 +1948,7 @@
           <w:u w:val="none"/>
           <w:shd w:fill="333333" w:val="clear"/>
         </w:rPr>
-        <w:t xml:space="preserve">mu-exec                             . </w:t>
+        <w:t xml:space="preserve">mu-exec                              . </w:t>
       </w:r>
       <w:r>
         <w:rPr>
@@ -5734,6 +5734,54 @@
           <w:rFonts w:eastAsia="Songti SC" w:cs="Arial Unicode MS" w:ascii="Andale Mono" w:hAnsi="Andale Mono"/>
           <w:b w:val="false"/>
           <w:bCs w:val="false"/>
+          <w:i w:val="false"/>
+          <w:iCs w:val="false"/>
+          <w:color w:val="auto"/>
+          <w:kern w:val="2"/>
+          <w:sz w:val="12"/>
+          <w:szCs w:val="12"/>
+          <w:u w:val="none"/>
+          <w:lang w:val="en-US" w:eastAsia="zh-CN" w:bidi="hi-IN"/>
+        </w:rPr>
+        <w:t>s</w:t>
+      </w:r>
+      <w:r>
+        <w:rPr>
+          <w:rFonts w:eastAsia="Songti SC" w:cs="Arial Unicode MS" w:ascii="Andale Mono" w:hAnsi="Andale Mono"/>
+          <w:b w:val="false"/>
+          <w:bCs w:val="false"/>
+          <w:i w:val="false"/>
+          <w:iCs w:val="false"/>
+          <w:color w:val="auto"/>
+          <w:kern w:val="2"/>
+          <w:sz w:val="12"/>
+          <w:szCs w:val="12"/>
+          <w:u w:val="none"/>
+          <w:lang w:val="en-US" w:eastAsia="zh-CN" w:bidi="hi-IN"/>
+        </w:rPr>
+        <w:t>y</w:t>
+      </w:r>
+      <w:r>
+        <w:rPr>
+          <w:rFonts w:eastAsia="Songti SC" w:cs="Arial Unicode MS" w:ascii="Andale Mono" w:hAnsi="Andale Mono"/>
+          <w:b w:val="false"/>
+          <w:bCs w:val="false"/>
+          <w:i w:val="false"/>
+          <w:iCs w:val="false"/>
+          <w:color w:val="auto"/>
+          <w:kern w:val="2"/>
+          <w:sz w:val="12"/>
+          <w:szCs w:val="12"/>
+          <w:u w:val="none"/>
+          <w:lang w:val="en-US" w:eastAsia="zh-CN" w:bidi="hi-IN"/>
+        </w:rPr>
+        <w:t>s-</w:t>
+      </w:r>
+      <w:r>
+        <w:rPr>
+          <w:rFonts w:eastAsia="Songti SC" w:cs="Arial Unicode MS" w:ascii="Andale Mono" w:hAnsi="Andale Mono"/>
+          <w:b w:val="false"/>
+          <w:bCs w:val="false"/>
           <w:i/>
           <w:iCs/>
           <w:color w:val="auto"/>
@@ -5850,7 +5898,55 @@
           <w:u w:val="none"/>
           <w:lang w:val="en-US" w:eastAsia="zh-CN" w:bidi="hi-IN"/>
         </w:rPr>
-        <w:t>.sys-repl.</w:t>
+        <w:t>.sys-repl</w:t>
+      </w:r>
+      <w:r>
+        <w:rPr>
+          <w:rFonts w:eastAsia="Songti SC" w:cs="Arial Unicode MS" w:ascii="Andale Mono" w:hAnsi="Andale Mono"/>
+          <w:b w:val="false"/>
+          <w:bCs w:val="false"/>
+          <w:i/>
+          <w:iCs/>
+          <w:color w:val="auto"/>
+          <w:kern w:val="2"/>
+          <w:sz w:val="12"/>
+          <w:szCs w:val="12"/>
+          <w:u w:val="none"/>
+          <w:lang w:val="en-US" w:eastAsia="zh-CN" w:bidi="hi-IN"/>
+        </w:rPr>
+        <w:t>r</w:t>
+      </w:r>
+      <w:r>
+        <w:rPr>
+          <w:rFonts w:eastAsia="Songti SC" w:cs="Arial Unicode MS" w:ascii="Andale Mono" w:hAnsi="Andale Mono"/>
+          <w:b w:val="false"/>
+          <w:bCs w:val="false"/>
+          <w:i/>
+          <w:iCs/>
+          <w:color w:val="auto"/>
+          <w:kern w:val="2"/>
+          <w:sz w:val="12"/>
+          <w:szCs w:val="12"/>
+          <w:u w:val="none"/>
+          <w:lang w:val="en-US" w:eastAsia="zh-CN" w:bidi="hi-IN"/>
+        </w:rPr>
+        <w:t>c</w:t>
+      </w:r>
+      <w:r>
+        <w:rPr>
+          <w:rFonts w:eastAsia="Songti SC" w:cs="Arial Unicode MS" w:ascii="Andale Mono" w:hAnsi="Andale Mono"/>
+          <w:b w:val="false"/>
+          <w:bCs w:val="false"/>
+          <w:i/>
+          <w:iCs/>
+          <w:color w:val="auto"/>
+          <w:kern w:val="2"/>
+          <w:sz w:val="12"/>
+          <w:szCs w:val="12"/>
+          <w:u w:val="none"/>
+          <w:lang w:val="en-US" w:eastAsia="zh-CN" w:bidi="hi-IN"/>
+        </w:rPr>
+        <w:t>.</w:t>
       </w:r>
       <w:r>
         <w:rPr>
@@ -5909,7 +6005,55 @@
           <w:u w:val="none"/>
           <w:lang w:val="en-US" w:eastAsia="zh-CN" w:bidi="hi-IN"/>
         </w:rPr>
-        <w:t xml:space="preserve">.sys-repl </w:t>
+        <w:t>.sys-repl</w:t>
+      </w:r>
+      <w:r>
+        <w:rPr>
+          <w:rFonts w:eastAsia="Songti SC" w:cs="Arial Unicode MS" w:ascii="Andale Mono" w:hAnsi="Andale Mono"/>
+          <w:b w:val="false"/>
+          <w:bCs w:val="false"/>
+          <w:i/>
+          <w:iCs/>
+          <w:color w:val="auto"/>
+          <w:kern w:val="2"/>
+          <w:sz w:val="12"/>
+          <w:szCs w:val="12"/>
+          <w:u w:val="none"/>
+          <w:lang w:val="en-US" w:eastAsia="zh-CN" w:bidi="hi-IN"/>
+        </w:rPr>
+        <w:t>r</w:t>
+      </w:r>
+      <w:r>
+        <w:rPr>
+          <w:rFonts w:eastAsia="Songti SC" w:cs="Arial Unicode MS" w:ascii="Andale Mono" w:hAnsi="Andale Mono"/>
+          <w:b w:val="false"/>
+          <w:bCs w:val="false"/>
+          <w:i/>
+          <w:iCs/>
+          <w:color w:val="auto"/>
+          <w:kern w:val="2"/>
+          <w:sz w:val="12"/>
+          <w:szCs w:val="12"/>
+          <w:u w:val="none"/>
+          <w:lang w:val="en-US" w:eastAsia="zh-CN" w:bidi="hi-IN"/>
+        </w:rPr>
+        <w:t>c</w:t>
+      </w:r>
+      <w:r>
+        <w:rPr>
+          <w:rFonts w:eastAsia="Songti SC" w:cs="Arial Unicode MS" w:ascii="Andale Mono" w:hAnsi="Andale Mono"/>
+          <w:b w:val="false"/>
+          <w:bCs w:val="false"/>
+          <w:i/>
+          <w:iCs/>
+          <w:color w:val="auto"/>
+          <w:kern w:val="2"/>
+          <w:sz w:val="12"/>
+          <w:szCs w:val="12"/>
+          <w:u w:val="none"/>
+          <w:lang w:val="en-US" w:eastAsia="zh-CN" w:bidi="hi-IN"/>
+        </w:rPr>
+        <w:t xml:space="preserve"> </w:t>
       </w:r>
       <w:r>
         <w:rPr>
@@ -6061,6 +6205,38 @@
         </w:rPr>
         <w:t>.sys-repl</w:t>
       </w:r>
+      <w:r>
+        <w:rPr>
+          <w:rFonts w:eastAsia="Songti SC" w:cs="Arial Unicode MS" w:ascii="Andale Mono" w:hAnsi="Andale Mono"/>
+          <w:b w:val="false"/>
+          <w:bCs w:val="false"/>
+          <w:i/>
+          <w:iCs/>
+          <w:color w:val="auto"/>
+          <w:kern w:val="2"/>
+          <w:sz w:val="12"/>
+          <w:szCs w:val="12"/>
+          <w:u w:val="none"/>
+          <w:lang w:val="en-US" w:eastAsia="zh-CN" w:bidi="hi-IN"/>
+        </w:rPr>
+        <w:t>r</w:t>
+      </w:r>
+      <w:r>
+        <w:rPr>
+          <w:rFonts w:eastAsia="Songti SC" w:cs="Arial Unicode MS" w:ascii="Andale Mono" w:hAnsi="Andale Mono"/>
+          <w:b w:val="false"/>
+          <w:bCs w:val="false"/>
+          <w:i/>
+          <w:iCs/>
+          <w:color w:val="auto"/>
+          <w:kern w:val="2"/>
+          <w:sz w:val="12"/>
+          <w:szCs w:val="12"/>
+          <w:u w:val="none"/>
+          <w:lang w:val="en-US" w:eastAsia="zh-CN" w:bidi="hi-IN"/>
+        </w:rPr>
+        <w:t>c</w:t>
+      </w:r>
     </w:p>
     <w:p>
       <w:pPr>
@@ -6187,11 +6363,27 @@
           <w:u w:val="none"/>
           <w:lang w:val="en-US" w:eastAsia="zh-CN" w:bidi="hi-IN"/>
         </w:rPr>
-        <w:t xml:space="preserve">   </w:t>
-      </w:r>
-      <w:r>
-        <w:rPr>
-          <w:rFonts w:eastAsia="Songti SC" w:cs="Arial Unicode MS" w:ascii="Andale Mono" w:hAnsi="Andale Mono"/>
+        <w:t xml:space="preserve"> </w:t>
+      </w:r>
+      <w:r>
+        <w:rPr>
+          <w:rFonts w:eastAsia="Songti SC" w:cs="Arial Unicode MS" w:ascii="Andale Mono MT Std" w:hAnsi="Andale Mono MT Std"/>
+          <w:b w:val="false"/>
+          <w:bCs w:val="false"/>
+          <w:i w:val="false"/>
+          <w:iCs w:val="false"/>
+          <w:color w:val="auto"/>
+          <w:kern w:val="2"/>
+          <w:sz w:val="16"/>
+          <w:szCs w:val="16"/>
+          <w:u w:val="none"/>
+          <w:lang w:val="en-US" w:eastAsia="zh-CN" w:bidi="hi-IN"/>
+        </w:rPr>
+        <w:t xml:space="preserve">  </w:t>
+      </w:r>
+      <w:r>
+        <w:rPr>
+          <w:rFonts w:eastAsia="Songti SC" w:cs="Arial Unicode MS" w:ascii="Andale Mono MT Std" w:hAnsi="Andale Mono MT Std"/>
           <w:b w:val="false"/>
           <w:bCs w:val="false"/>
           <w:i w:val="false"/>
@@ -6211,22 +6403,12 @@
         <w:pStyle w:val="Normal"/>
         <w:ind w:hanging="0" w:left="0" w:right="0"/>
         <w:rPr>
-          <w:rFonts w:ascii="Andale Mono" w:hAnsi="Andale Mono" w:eastAsia="Songti SC" w:cs="Arial Unicode MS"/>
-          <w:b w:val="false"/>
-          <w:bCs w:val="false"/>
-          <w:i w:val="false"/>
-          <w:iCs w:val="false"/>
-          <w:color w:val="auto"/>
-          <w:kern w:val="2"/>
-          <w:sz w:val="16"/>
-          <w:szCs w:val="16"/>
-          <w:u w:val="none"/>
-          <w:lang w:val="en-US" w:eastAsia="zh-CN" w:bidi="hi-IN"/>
-        </w:rPr>
-      </w:pPr>
-      <w:r>
-        <w:rPr>
-          <w:rFonts w:eastAsia="Songti SC" w:cs="Arial Unicode MS" w:ascii="Andale Mono" w:hAnsi="Andale Mono"/>
+          <w:rFonts w:ascii="Andale Mono MT Std" w:hAnsi="Andale Mono MT Std"/>
+        </w:rPr>
+      </w:pPr>
+      <w:r>
+        <w:rPr>
+          <w:rFonts w:eastAsia="Songti SC" w:cs="Arial Unicode MS" w:ascii="Andale Mono MT Std" w:hAnsi="Andale Mono MT Std"/>
           <w:b w:val="false"/>
           <w:bCs w:val="false"/>
           <w:i w:val="false"/>
@@ -6242,7 +6424,7 @@
       </w:r>
       <w:r>
         <w:rPr>
-          <w:rFonts w:eastAsia="Songti SC" w:cs="Arial Unicode MS" w:ascii="Andale Mono" w:hAnsi="Andale Mono"/>
+          <w:rFonts w:eastAsia="Songti SC" w:cs="Arial Unicode MS" w:ascii="Andale Mono MT Std" w:hAnsi="Andale Mono MT Std"/>
           <w:b w:val="false"/>
           <w:bCs w:val="false"/>
           <w:i w:val="false"/>
@@ -6262,22 +6444,12 @@
         <w:pStyle w:val="Normal"/>
         <w:ind w:hanging="0" w:left="0" w:right="0"/>
         <w:rPr>
-          <w:rFonts w:ascii="Andale Mono" w:hAnsi="Andale Mono" w:eastAsia="Songti SC" w:cs="Arial Unicode MS"/>
-          <w:b w:val="false"/>
-          <w:bCs w:val="false"/>
-          <w:i w:val="false"/>
-          <w:iCs w:val="false"/>
-          <w:color w:val="auto"/>
-          <w:kern w:val="2"/>
-          <w:sz w:val="16"/>
-          <w:szCs w:val="16"/>
-          <w:u w:val="none"/>
-          <w:lang w:val="en-US" w:eastAsia="zh-CN" w:bidi="hi-IN"/>
-        </w:rPr>
-      </w:pPr>
-      <w:r>
-        <w:rPr>
-          <w:rFonts w:eastAsia="Songti SC" w:cs="Arial Unicode MS" w:ascii="Andale Mono" w:hAnsi="Andale Mono"/>
+          <w:rFonts w:ascii="Andale Mono MT Std" w:hAnsi="Andale Mono MT Std"/>
+        </w:rPr>
+      </w:pPr>
+      <w:r>
+        <w:rPr>
+          <w:rFonts w:eastAsia="Songti SC" w:cs="Arial Unicode MS" w:ascii="Andale Mono MT Std" w:hAnsi="Andale Mono MT Std"/>
           <w:b w:val="false"/>
           <w:bCs w:val="false"/>
           <w:i w:val="false"/>
@@ -6293,7 +6465,7 @@
       </w:r>
       <w:r>
         <w:rPr>
-          <w:rFonts w:eastAsia="Songti SC" w:cs="Arial Unicode MS" w:ascii="Andale Mono" w:hAnsi="Andale Mono"/>
+          <w:rFonts w:eastAsia="Songti SC" w:cs="Arial Unicode MS" w:ascii="Andale Mono MT Std" w:hAnsi="Andale Mono MT Std"/>
           <w:b w:val="false"/>
           <w:bCs w:val="false"/>
           <w:i w:val="false"/>
@@ -6314,22 +6486,12 @@
         <w:pStyle w:val="Normal"/>
         <w:ind w:hanging="0" w:left="0" w:right="0"/>
         <w:rPr>
-          <w:rFonts w:ascii="Andale Mono" w:hAnsi="Andale Mono" w:eastAsia="Songti SC" w:cs="Arial Unicode MS"/>
-          <w:b w:val="false"/>
-          <w:bCs w:val="false"/>
-          <w:i w:val="false"/>
-          <w:iCs w:val="false"/>
-          <w:color w:val="auto"/>
-          <w:kern w:val="2"/>
-          <w:sz w:val="16"/>
-          <w:szCs w:val="16"/>
-          <w:u w:val="none"/>
-          <w:lang w:val="en-US" w:eastAsia="zh-CN" w:bidi="hi-IN"/>
-        </w:rPr>
-      </w:pPr>
-      <w:r>
-        <w:rPr>
-          <w:rFonts w:eastAsia="Songti SC" w:cs="Arial Unicode MS" w:ascii="Andale Mono" w:hAnsi="Andale Mono"/>
+          <w:rFonts w:ascii="Andale Mono MT Std" w:hAnsi="Andale Mono MT Std"/>
+        </w:rPr>
+      </w:pPr>
+      <w:r>
+        <w:rPr>
+          <w:rFonts w:eastAsia="Songti SC" w:cs="Arial Unicode MS" w:ascii="Andale Mono MT Std" w:hAnsi="Andale Mono MT Std"/>
           <w:b w:val="false"/>
           <w:bCs w:val="false"/>
           <w:i w:val="false"/>
@@ -6345,7 +6507,7 @@
       </w:r>
       <w:r>
         <w:rPr>
-          <w:rFonts w:eastAsia="Songti SC" w:cs="Arial Unicode MS" w:ascii="Andale Mono" w:hAnsi="Andale Mono"/>
+          <w:rFonts w:eastAsia="Songti SC" w:cs="Arial Unicode MS" w:ascii="Andale Mono MT Std" w:hAnsi="Andale Mono MT Std"/>
           <w:b w:val="false"/>
           <w:bCs w:val="false"/>
           <w:i w:val="false"/>
@@ -6366,22 +6528,12 @@
         <w:pStyle w:val="Normal"/>
         <w:ind w:hanging="0" w:left="0" w:right="0"/>
         <w:rPr>
-          <w:rFonts w:ascii="Andale Mono" w:hAnsi="Andale Mono" w:eastAsia="Songti SC" w:cs="Arial Unicode MS"/>
-          <w:b w:val="false"/>
-          <w:bCs w:val="false"/>
-          <w:i w:val="false"/>
-          <w:iCs w:val="false"/>
-          <w:color w:val="auto"/>
-          <w:kern w:val="2"/>
-          <w:sz w:val="16"/>
-          <w:szCs w:val="16"/>
-          <w:u w:val="none"/>
-          <w:lang w:val="en-US" w:eastAsia="zh-CN" w:bidi="hi-IN"/>
-        </w:rPr>
-      </w:pPr>
-      <w:r>
-        <w:rPr>
-          <w:rFonts w:eastAsia="Songti SC" w:cs="Arial Unicode MS" w:ascii="Andale Mono" w:hAnsi="Andale Mono"/>
+          <w:rFonts w:ascii="Andale Mono MT Std" w:hAnsi="Andale Mono MT Std"/>
+        </w:rPr>
+      </w:pPr>
+      <w:r>
+        <w:rPr>
+          <w:rFonts w:eastAsia="Songti SC" w:cs="Arial Unicode MS" w:ascii="Andale Mono MT Std" w:hAnsi="Andale Mono MT Std"/>
           <w:b w:val="false"/>
           <w:bCs w:val="false"/>
           <w:i w:val="false"/>
@@ -6397,7 +6549,7 @@
       </w:r>
       <w:r>
         <w:rPr>
-          <w:rFonts w:eastAsia="Songti SC" w:cs="Arial Unicode MS" w:ascii="Andale Mono" w:hAnsi="Andale Mono"/>
+          <w:rFonts w:eastAsia="Songti SC" w:cs="Arial Unicode MS" w:ascii="Andale Mono MT Std" w:hAnsi="Andale Mono MT Std"/>
           <w:b w:val="false"/>
           <w:bCs w:val="false"/>
           <w:i w:val="false"/>
@@ -6417,22 +6569,12 @@
         <w:pStyle w:val="Normal"/>
         <w:ind w:hanging="0" w:left="0" w:right="0"/>
         <w:rPr>
-          <w:rFonts w:ascii="Andale Mono" w:hAnsi="Andale Mono" w:eastAsia="Songti SC" w:cs="Arial Unicode MS"/>
-          <w:b w:val="false"/>
-          <w:bCs w:val="false"/>
-          <w:i w:val="false"/>
-          <w:iCs w:val="false"/>
-          <w:color w:val="auto"/>
-          <w:kern w:val="2"/>
-          <w:sz w:val="16"/>
-          <w:szCs w:val="16"/>
-          <w:u w:val="none"/>
-          <w:lang w:val="en-US" w:eastAsia="zh-CN" w:bidi="hi-IN"/>
-        </w:rPr>
-      </w:pPr>
-      <w:r>
-        <w:rPr>
-          <w:rFonts w:eastAsia="Songti SC" w:cs="Arial Unicode MS" w:ascii="Andale Mono" w:hAnsi="Andale Mono"/>
+          <w:rFonts w:ascii="Andale Mono MT Std" w:hAnsi="Andale Mono MT Std"/>
+        </w:rPr>
+      </w:pPr>
+      <w:r>
+        <w:rPr>
+          <w:rFonts w:eastAsia="Songti SC" w:cs="Arial Unicode MS" w:ascii="Andale Mono MT Std" w:hAnsi="Andale Mono MT Std"/>
           <w:b w:val="false"/>
           <w:bCs w:val="false"/>
           <w:i w:val="false"/>
@@ -6448,7 +6590,7 @@
       </w:r>
       <w:r>
         <w:rPr>
-          <w:rFonts w:eastAsia="Songti SC" w:cs="Arial Unicode MS" w:ascii="Andale Mono" w:hAnsi="Andale Mono"/>
+          <w:rFonts w:eastAsia="Songti SC" w:cs="Arial Unicode MS" w:ascii="Andale Mono MT Std" w:hAnsi="Andale Mono MT Std"/>
           <w:b w:val="false"/>
           <w:bCs w:val="false"/>
           <w:i w:val="false"/>
@@ -6468,22 +6610,12 @@
         <w:pStyle w:val="Normal"/>
         <w:ind w:hanging="0" w:left="0" w:right="0"/>
         <w:rPr>
-          <w:rFonts w:ascii="Andale Mono" w:hAnsi="Andale Mono" w:eastAsia="Songti SC" w:cs="Arial Unicode MS"/>
-          <w:b w:val="false"/>
-          <w:bCs w:val="false"/>
-          <w:i w:val="false"/>
-          <w:iCs w:val="false"/>
-          <w:color w:val="auto"/>
-          <w:kern w:val="2"/>
-          <w:sz w:val="16"/>
-          <w:szCs w:val="16"/>
-          <w:u w:val="none"/>
-          <w:lang w:val="en-US" w:eastAsia="zh-CN" w:bidi="hi-IN"/>
-        </w:rPr>
-      </w:pPr>
-      <w:r>
-        <w:rPr>
-          <w:rFonts w:eastAsia="Songti SC" w:cs="Arial Unicode MS" w:ascii="Andale Mono" w:hAnsi="Andale Mono"/>
+          <w:rFonts w:ascii="Andale Mono MT Std" w:hAnsi="Andale Mono MT Std"/>
+        </w:rPr>
+      </w:pPr>
+      <w:r>
+        <w:rPr>
+          <w:rFonts w:eastAsia="Songti SC" w:cs="Arial Unicode MS" w:ascii="Andale Mono MT Std" w:hAnsi="Andale Mono MT Std"/>
           <w:b w:val="false"/>
           <w:bCs w:val="false"/>
           <w:i w:val="false"/>
@@ -6499,7 +6631,7 @@
       </w:r>
       <w:r>
         <w:rPr>
-          <w:rFonts w:eastAsia="Songti SC" w:cs="Arial Unicode MS" w:ascii="Andale Mono" w:hAnsi="Andale Mono"/>
+          <w:rFonts w:eastAsia="Songti SC" w:cs="Arial Unicode MS" w:ascii="Andale Mono MT Std" w:hAnsi="Andale Mono MT Std"/>
           <w:b w:val="false"/>
           <w:bCs w:val="false"/>
           <w:i w:val="false"/>
@@ -6519,22 +6651,12 @@
         <w:pStyle w:val="Normal"/>
         <w:ind w:hanging="0" w:left="0" w:right="0"/>
         <w:rPr>
-          <w:rFonts w:ascii="Andale Mono" w:hAnsi="Andale Mono" w:eastAsia="Songti SC" w:cs="Arial Unicode MS"/>
-          <w:b w:val="false"/>
-          <w:bCs w:val="false"/>
-          <w:i w:val="false"/>
-          <w:iCs w:val="false"/>
-          <w:color w:val="auto"/>
-          <w:kern w:val="2"/>
-          <w:sz w:val="16"/>
-          <w:szCs w:val="16"/>
-          <w:u w:val="none"/>
-          <w:lang w:val="en-US" w:eastAsia="zh-CN" w:bidi="hi-IN"/>
-        </w:rPr>
-      </w:pPr>
-      <w:r>
-        <w:rPr>
-          <w:rFonts w:eastAsia="Songti SC" w:cs="Arial Unicode MS" w:ascii="Andale Mono" w:hAnsi="Andale Mono"/>
+          <w:rFonts w:ascii="Andale Mono MT Std" w:hAnsi="Andale Mono MT Std"/>
+        </w:rPr>
+      </w:pPr>
+      <w:r>
+        <w:rPr>
+          <w:rFonts w:eastAsia="Songti SC" w:cs="Arial Unicode MS" w:ascii="Andale Mono MT Std" w:hAnsi="Andale Mono MT Std"/>
           <w:b w:val="false"/>
           <w:bCs w:val="false"/>
           <w:i w:val="false"/>
@@ -6550,7 +6672,7 @@
       </w:r>
       <w:r>
         <w:rPr>
-          <w:rFonts w:eastAsia="Songti SC" w:cs="Arial Unicode MS" w:ascii="Andale Mono" w:hAnsi="Andale Mono"/>
+          <w:rFonts w:eastAsia="Songti SC" w:cs="Arial Unicode MS" w:ascii="Andale Mono MT Std" w:hAnsi="Andale Mono MT Std"/>
           <w:b w:val="false"/>
           <w:bCs w:val="false"/>
           <w:i w:val="false"/>
@@ -7928,7 +8050,7 @@
     <w:pPr>
       <w:widowControl/>
       <w:suppressAutoHyphens w:val="true"/>
-      <w:overflowPunct w:val="true"/>
+      <w:overflowPunct w:val="false"/>
       <w:bidi w:val="0"/>
       <w:spacing w:before="0" w:after="0"/>
       <w:jc w:val="left"/>
@@ -8094,8 +8216,8 @@
     </w:pPr>
     <w:rPr/>
   </w:style>
-  <w:style w:type="paragraph" w:styleId="FrameContents">
-    <w:name w:val="Frame Contents"/>
+  <w:style w:type="paragraph" w:styleId="FrameContentsuser">
+    <w:name w:val="Frame Contents (user)"/>
     <w:basedOn w:val="Normal"/>
     <w:qFormat/>
     <w:pPr/>

--- a/doc/refcards/utilities-ref.docx
+++ b/doc/refcards/utilities-ref.docx
@@ -37,7 +37,7 @@
           <w:tab w:val="left" w:pos="4110" w:leader="none"/>
         </w:tabs>
         <w:suppressAutoHyphens w:val="true"/>
-        <w:overflowPunct w:val="false"/>
+        <w:overflowPunct w:val="true"/>
         <w:bidi w:val="0"/>
         <w:spacing w:before="0" w:after="0"/>
         <w:ind w:hanging="0" w:left="0" w:right="0"/>
@@ -338,7 +338,7 @@
           <w:sz w:val="16"/>
           <w:szCs w:val="16"/>
         </w:rPr>
-        <w:t>1</w:t>
+        <w:t>2</w:t>
       </w:r>
     </w:p>
     <w:p>
@@ -2822,6 +2822,138 @@
     <w:p>
       <w:pPr>
         <w:pStyle w:val="Normal"/>
+        <w:ind w:hanging="0" w:left="0" w:right="0"/>
+        <w:rPr>
+          <w:rFonts w:ascii="Andale Mono" w:hAnsi="Andale Mono"/>
+          <w:b w:val="false"/>
+          <w:bCs w:val="false"/>
+          <w:sz w:val="16"/>
+          <w:szCs w:val="16"/>
+        </w:rPr>
+      </w:pPr>
+      <w:r>
+        <w:rPr>
+          <w:rFonts w:ascii="Andale Mono" w:hAnsi="Andale Mono"/>
+          <w:b w:val="false"/>
+          <w:bCs w:val="false"/>
+          <w:sz w:val="16"/>
+          <w:szCs w:val="16"/>
+        </w:rPr>
+      </w:r>
+    </w:p>
+    <w:p>
+      <w:pPr>
+        <w:pStyle w:val="Normal"/>
+        <w:ind w:hanging="0" w:left="0" w:right="0"/>
+        <w:rPr>
+          <w:rFonts w:ascii="Andale Mono" w:hAnsi="Andale Mono"/>
+          <w:b w:val="false"/>
+          <w:bCs w:val="false"/>
+          <w:sz w:val="16"/>
+          <w:szCs w:val="16"/>
+        </w:rPr>
+      </w:pPr>
+      <w:r>
+        <w:rPr>
+          <w:rFonts w:ascii="Andale Mono" w:hAnsi="Andale Mono"/>
+          <w:b w:val="false"/>
+          <w:bCs w:val="false"/>
+          <w:sz w:val="16"/>
+          <w:szCs w:val="16"/>
+        </w:rPr>
+      </w:r>
+    </w:p>
+    <w:p>
+      <w:pPr>
+        <w:pStyle w:val="Normal"/>
+        <w:ind w:hanging="0" w:left="0" w:right="0"/>
+        <w:rPr>
+          <w:rFonts w:ascii="Andale Mono" w:hAnsi="Andale Mono"/>
+          <w:b w:val="false"/>
+          <w:bCs w:val="false"/>
+          <w:sz w:val="16"/>
+          <w:szCs w:val="16"/>
+        </w:rPr>
+      </w:pPr>
+      <w:r>
+        <w:rPr>
+          <w:rFonts w:ascii="Andale Mono" w:hAnsi="Andale Mono"/>
+          <w:b w:val="false"/>
+          <w:bCs w:val="false"/>
+          <w:sz w:val="16"/>
+          <w:szCs w:val="16"/>
+        </w:rPr>
+      </w:r>
+    </w:p>
+    <w:p>
+      <w:pPr>
+        <w:pStyle w:val="Normal"/>
+        <w:ind w:hanging="0" w:left="0" w:right="0"/>
+        <w:rPr>
+          <w:rFonts w:ascii="Andale Mono" w:hAnsi="Andale Mono"/>
+          <w:b w:val="false"/>
+          <w:bCs w:val="false"/>
+          <w:sz w:val="16"/>
+          <w:szCs w:val="16"/>
+        </w:rPr>
+      </w:pPr>
+      <w:r>
+        <w:rPr>
+          <w:rFonts w:ascii="Andale Mono" w:hAnsi="Andale Mono"/>
+          <w:b w:val="false"/>
+          <w:bCs w:val="false"/>
+          <w:sz w:val="16"/>
+          <w:szCs w:val="16"/>
+        </w:rPr>
+      </w:r>
+    </w:p>
+    <w:p>
+      <w:pPr>
+        <w:pStyle w:val="Normal"/>
+        <w:ind w:hanging="0" w:left="0" w:right="0"/>
+        <w:rPr>
+          <w:rFonts w:ascii="Andale Mono" w:hAnsi="Andale Mono"/>
+          <w:b w:val="false"/>
+          <w:bCs w:val="false"/>
+          <w:sz w:val="16"/>
+          <w:szCs w:val="16"/>
+        </w:rPr>
+      </w:pPr>
+      <w:r>
+        <w:rPr>
+          <w:rFonts w:ascii="Andale Mono" w:hAnsi="Andale Mono"/>
+          <w:b w:val="false"/>
+          <w:bCs w:val="false"/>
+          <w:sz w:val="16"/>
+          <w:szCs w:val="16"/>
+        </w:rPr>
+      </w:r>
+    </w:p>
+    <w:p>
+      <w:pPr>
+        <w:pStyle w:val="Normal"/>
+        <w:ind w:hanging="0" w:left="0" w:right="0"/>
+        <w:rPr>
+          <w:rFonts w:ascii="Andale Mono" w:hAnsi="Andale Mono"/>
+          <w:b w:val="false"/>
+          <w:bCs w:val="false"/>
+          <w:sz w:val="16"/>
+          <w:szCs w:val="16"/>
+        </w:rPr>
+      </w:pPr>
+      <w:r>
+        <w:rPr>
+          <w:rFonts w:ascii="Andale Mono" w:hAnsi="Andale Mono"/>
+          <w:b w:val="false"/>
+          <w:bCs w:val="false"/>
+          <w:sz w:val="16"/>
+          <w:szCs w:val="16"/>
+        </w:rPr>
+      </w:r>
+    </w:p>
+    <w:p>
+      <w:pPr>
+        <w:pStyle w:val="Normal"/>
         <w:rPr>
           <w:rFonts w:ascii="Georgia" w:hAnsi="Georgia"/>
           <w:sz w:val="20"/>
@@ -2870,7 +3002,37 @@
           <w:u w:val="none"/>
           <w:shd w:fill="333333" w:val="clear"/>
         </w:rPr>
-        <w:t xml:space="preserve">sys-dev                           .                         </w:t>
+        <w:t>m</w:t>
+      </w:r>
+      <w:r>
+        <w:rPr>
+          <w:rFonts w:ascii="Georgia" w:hAnsi="Georgia"/>
+          <w:b/>
+          <w:bCs/>
+          <w:i/>
+          <w:iCs/>
+          <w:color w:val="FFFFFF"/>
+          <w:sz w:val="24"/>
+          <w:szCs w:val="24"/>
+          <w:u w:val="none"/>
+          <w:shd w:fill="333333" w:val="clear"/>
+        </w:rPr>
+        <w:t>u</w:t>
+      </w:r>
+      <w:r>
+        <w:rPr>
+          <w:rFonts w:ascii="Georgia" w:hAnsi="Georgia"/>
+          <w:b/>
+          <w:bCs/>
+          <w:i/>
+          <w:iCs/>
+          <w:color w:val="FFFFFF"/>
+          <w:sz w:val="24"/>
+          <w:szCs w:val="24"/>
+          <w:u w:val="none"/>
+          <w:shd w:fill="333333" w:val="clear"/>
+        </w:rPr>
+        <w:t xml:space="preserve">-dev                           .                         </w:t>
       </w:r>
       <w:r>
         <w:rPr>
@@ -3005,7 +3167,7 @@
           <w:u w:val="none"/>
           <w:lang w:val="en-US" w:eastAsia="zh-CN" w:bidi="hi-IN"/>
         </w:rPr>
-        <w:t>:     sys-dev – system development tool</w:t>
+        <w:t>:     mu-dev – system development tool</w:t>
       </w:r>
     </w:p>
     <w:p>
@@ -3063,7 +3225,7 @@
           <w:u w:val="none"/>
           <w:lang w:val="en-US" w:eastAsia="zh-CN" w:bidi="hi-IN"/>
         </w:rPr>
-        <w:t xml:space="preserve">: sys-dev </w:t>
+        <w:t xml:space="preserve">: mu-dev </w:t>
       </w:r>
       <w:r>
         <w:rPr>
@@ -4160,6 +4322,150 @@
           <w:lang w:val="en-US" w:eastAsia="zh-CN" w:bidi="hi-IN"/>
         </w:rPr>
         <w:t>--recipe                           ; show recipe</w:t>
+      </w:r>
+    </w:p>
+    <w:p>
+      <w:pPr>
+        <w:pStyle w:val="Normal"/>
+        <w:ind w:hanging="0" w:left="0" w:right="0"/>
+        <w:rPr>
+          <w:rFonts w:ascii="Georgia" w:hAnsi="Georgia" w:eastAsia="Songti SC" w:cs="Arial Unicode MS"/>
+          <w:b w:val="false"/>
+          <w:bCs/>
+          <w:i w:val="false"/>
+          <w:iCs w:val="false"/>
+          <w:color w:val="auto"/>
+          <w:kern w:val="2"/>
+          <w:sz w:val="16"/>
+          <w:szCs w:val="16"/>
+          <w:u w:val="none"/>
+          <w:shd w:fill="333333" w:val="clear"/>
+          <w:lang w:val="en-US" w:eastAsia="zh-CN" w:bidi="hi-IN"/>
+        </w:rPr>
+      </w:pPr>
+      <w:r>
+        <w:rPr>
+          <w:rFonts w:eastAsia="Songti SC" w:cs="Arial Unicode MS" w:ascii="Georgia" w:hAnsi="Georgia"/>
+          <w:b w:val="false"/>
+          <w:bCs/>
+          <w:i w:val="false"/>
+          <w:iCs w:val="false"/>
+          <w:color w:val="auto"/>
+          <w:kern w:val="2"/>
+          <w:sz w:val="16"/>
+          <w:szCs w:val="16"/>
+          <w:u w:val="none"/>
+          <w:shd w:fill="333333" w:val="clear"/>
+          <w:lang w:val="en-US" w:eastAsia="zh-CN" w:bidi="hi-IN"/>
+        </w:rPr>
+      </w:r>
+    </w:p>
+    <w:p>
+      <w:pPr>
+        <w:pStyle w:val="Normal"/>
+        <w:ind w:hanging="0" w:left="0" w:right="0"/>
+        <w:rPr>
+          <w:rFonts w:ascii="Georgia" w:hAnsi="Georgia" w:eastAsia="Songti SC" w:cs="Arial Unicode MS"/>
+          <w:b w:val="false"/>
+          <w:bCs/>
+          <w:i w:val="false"/>
+          <w:iCs w:val="false"/>
+          <w:color w:val="auto"/>
+          <w:kern w:val="2"/>
+          <w:sz w:val="16"/>
+          <w:szCs w:val="16"/>
+          <w:u w:val="none"/>
+          <w:shd w:fill="333333" w:val="clear"/>
+          <w:lang w:val="en-US" w:eastAsia="zh-CN" w:bidi="hi-IN"/>
+        </w:rPr>
+      </w:pPr>
+      <w:r>
+        <w:rPr>
+          <w:rFonts w:eastAsia="Songti SC" w:cs="Arial Unicode MS" w:ascii="Georgia" w:hAnsi="Georgia"/>
+          <w:b w:val="false"/>
+          <w:bCs/>
+          <w:i w:val="false"/>
+          <w:iCs w:val="false"/>
+          <w:color w:val="auto"/>
+          <w:kern w:val="2"/>
+          <w:sz w:val="16"/>
+          <w:szCs w:val="16"/>
+          <w:u w:val="none"/>
+          <w:shd w:fill="333333" w:val="clear"/>
+          <w:lang w:val="en-US" w:eastAsia="zh-CN" w:bidi="hi-IN"/>
+        </w:rPr>
+      </w:r>
+    </w:p>
+    <w:p>
+      <w:pPr>
+        <w:pStyle w:val="Normal"/>
+        <w:ind w:hanging="0" w:left="0" w:right="0"/>
+        <w:rPr>
+          <w:rFonts w:ascii="Georgia" w:hAnsi="Georgia" w:eastAsia="Songti SC" w:cs="Arial Unicode MS"/>
+          <w:b w:val="false"/>
+          <w:bCs/>
+          <w:i w:val="false"/>
+          <w:iCs w:val="false"/>
+          <w:color w:val="auto"/>
+          <w:kern w:val="2"/>
+          <w:sz w:val="16"/>
+          <w:szCs w:val="16"/>
+          <w:u w:val="none"/>
+          <w:shd w:fill="333333" w:val="clear"/>
+          <w:lang w:val="en-US" w:eastAsia="zh-CN" w:bidi="hi-IN"/>
+        </w:rPr>
+      </w:pPr>
+      <w:r>
+        <w:rPr>
+          <w:rFonts w:eastAsia="Songti SC" w:cs="Arial Unicode MS" w:ascii="Georgia" w:hAnsi="Georgia"/>
+          <w:b w:val="false"/>
+          <w:bCs/>
+          <w:i w:val="false"/>
+          <w:iCs w:val="false"/>
+          <w:color w:val="auto"/>
+          <w:kern w:val="2"/>
+          <w:sz w:val="16"/>
+          <w:szCs w:val="16"/>
+          <w:u w:val="none"/>
+          <w:shd w:fill="333333" w:val="clear"/>
+          <w:lang w:val="en-US" w:eastAsia="zh-CN" w:bidi="hi-IN"/>
+        </w:rPr>
+      </w:r>
+    </w:p>
+    <w:p>
+      <w:pPr>
+        <w:pStyle w:val="Normal"/>
+        <w:ind w:hanging="0" w:left="0" w:right="0"/>
+        <w:rPr>
+          <w:rFonts w:ascii="Georgia" w:hAnsi="Georgia" w:eastAsia="Songti SC" w:cs="Arial Unicode MS"/>
+          <w:b w:val="false"/>
+          <w:bCs/>
+          <w:i w:val="false"/>
+          <w:iCs w:val="false"/>
+          <w:color w:val="auto"/>
+          <w:kern w:val="2"/>
+          <w:sz w:val="16"/>
+          <w:szCs w:val="16"/>
+          <w:u w:val="none"/>
+          <w:shd w:fill="333333" w:val="clear"/>
+          <w:lang w:val="en-US" w:eastAsia="zh-CN" w:bidi="hi-IN"/>
+        </w:rPr>
+      </w:pPr>
+      <w:r>
+        <w:rPr>
+          <w:rFonts w:eastAsia="Songti SC" w:cs="Arial Unicode MS" w:ascii="Georgia" w:hAnsi="Georgia"/>
+          <w:b w:val="false"/>
+          <w:bCs/>
+          <w:i w:val="false"/>
+          <w:iCs w:val="false"/>
+          <w:color w:val="auto"/>
+          <w:kern w:val="2"/>
+          <w:sz w:val="16"/>
+          <w:szCs w:val="16"/>
+          <w:u w:val="none"/>
+          <w:shd w:fill="333333" w:val="clear"/>
+          <w:lang w:val="en-US" w:eastAsia="zh-CN" w:bidi="hi-IN"/>
+        </w:rPr>
       </w:r>
     </w:p>
     <w:p>
@@ -5064,12 +5370,12 @@
           <w:shd w:fill="333333" w:val="clear"/>
           <w:lang w:val="en-US" w:eastAsia="zh-CN" w:bidi="hi-IN"/>
         </w:rPr>
-        <w:t>sys</w:t>
+        <w:t>m</w:t>
       </w:r>
       <w:r>
         <w:rPr>
           <w:rFonts w:eastAsia="Songti SC" w:cs="Arial Unicode MS" w:ascii="Georgia" w:hAnsi="Georgia"/>
-          <w:b w:val="false"/>
+          <w:b/>
           <w:bCs/>
           <w:i/>
           <w:iCs/>
@@ -5081,6 +5387,23 @@
           <w:shd w:fill="333333" w:val="clear"/>
           <w:lang w:val="en-US" w:eastAsia="zh-CN" w:bidi="hi-IN"/>
         </w:rPr>
+        <w:t>u</w:t>
+      </w:r>
+      <w:r>
+        <w:rPr>
+          <w:rFonts w:eastAsia="Songti SC" w:cs="Arial Unicode MS" w:ascii="Georgia" w:hAnsi="Georgia"/>
+          <w:b w:val="false"/>
+          <w:bCs/>
+          <w:i/>
+          <w:iCs/>
+          <w:color w:val="FFFFFF"/>
+          <w:kern w:val="2"/>
+          <w:sz w:val="24"/>
+          <w:szCs w:val="24"/>
+          <w:u w:val="none"/>
+          <w:shd w:fill="333333" w:val="clear"/>
+          <w:lang w:val="en-US" w:eastAsia="zh-CN" w:bidi="hi-IN"/>
+        </w:rPr>
         <w:t>-</w:t>
       </w:r>
       <w:r>
@@ -5226,7 +5549,7 @@
           <w:u w:val="none"/>
           <w:lang w:val="en-US" w:eastAsia="zh-CN" w:bidi="hi-IN"/>
         </w:rPr>
-        <w:t xml:space="preserve">:     sys-repl – </w:t>
+        <w:t xml:space="preserve">:     mu-repl – </w:t>
       </w:r>
       <w:r>
         <w:rPr>
@@ -5316,7 +5639,7 @@
           <w:u w:val="none"/>
           <w:lang w:val="en-US" w:eastAsia="zh-CN" w:bidi="hi-IN"/>
         </w:rPr>
-        <w:t>: sys-repl</w:t>
+        <w:t>: mu-repl</w:t>
       </w:r>
     </w:p>
     <w:p>
@@ -5743,55 +6066,23 @@
           <w:u w:val="none"/>
           <w:lang w:val="en-US" w:eastAsia="zh-CN" w:bidi="hi-IN"/>
         </w:rPr>
-        <w:t>s</w:t>
-      </w:r>
-      <w:r>
-        <w:rPr>
-          <w:rFonts w:eastAsia="Songti SC" w:cs="Arial Unicode MS" w:ascii="Andale Mono" w:hAnsi="Andale Mono"/>
-          <w:b w:val="false"/>
-          <w:bCs w:val="false"/>
-          <w:i w:val="false"/>
-          <w:iCs w:val="false"/>
-          <w:color w:val="auto"/>
-          <w:kern w:val="2"/>
-          <w:sz w:val="12"/>
-          <w:szCs w:val="12"/>
-          <w:u w:val="none"/>
-          <w:lang w:val="en-US" w:eastAsia="zh-CN" w:bidi="hi-IN"/>
-        </w:rPr>
-        <w:t>y</w:t>
-      </w:r>
-      <w:r>
-        <w:rPr>
-          <w:rFonts w:eastAsia="Songti SC" w:cs="Arial Unicode MS" w:ascii="Andale Mono" w:hAnsi="Andale Mono"/>
-          <w:b w:val="false"/>
-          <w:bCs w:val="false"/>
-          <w:i w:val="false"/>
-          <w:iCs w:val="false"/>
-          <w:color w:val="auto"/>
-          <w:kern w:val="2"/>
-          <w:sz w:val="12"/>
-          <w:szCs w:val="12"/>
-          <w:u w:val="none"/>
-          <w:lang w:val="en-US" w:eastAsia="zh-CN" w:bidi="hi-IN"/>
-        </w:rPr>
-        <w:t>s-</w:t>
-      </w:r>
-      <w:r>
-        <w:rPr>
-          <w:rFonts w:eastAsia="Songti SC" w:cs="Arial Unicode MS" w:ascii="Andale Mono" w:hAnsi="Andale Mono"/>
-          <w:b w:val="false"/>
-          <w:bCs w:val="false"/>
-          <w:i/>
-          <w:iCs/>
-          <w:color w:val="auto"/>
-          <w:kern w:val="2"/>
-          <w:sz w:val="12"/>
-          <w:szCs w:val="12"/>
-          <w:u w:val="none"/>
-          <w:lang w:val="en-US" w:eastAsia="zh-CN" w:bidi="hi-IN"/>
-        </w:rPr>
-        <w:t>repl</w:t>
+        <w:t>mu-r</w:t>
+      </w:r>
+      <w:r>
+        <w:rPr>
+          <w:rFonts w:eastAsia="Songti SC" w:cs="Arial Unicode MS" w:ascii="Andale Mono" w:hAnsi="Andale Mono"/>
+          <w:b w:val="false"/>
+          <w:bCs w:val="false"/>
+          <w:i/>
+          <w:iCs/>
+          <w:color w:val="auto"/>
+          <w:kern w:val="2"/>
+          <w:sz w:val="12"/>
+          <w:szCs w:val="12"/>
+          <w:u w:val="none"/>
+          <w:lang w:val="en-US" w:eastAsia="zh-CN" w:bidi="hi-IN"/>
+        </w:rPr>
+        <w:t>epl</w:t>
       </w:r>
       <w:r>
         <w:rPr>
@@ -5898,55 +6189,7 @@
           <w:u w:val="none"/>
           <w:lang w:val="en-US" w:eastAsia="zh-CN" w:bidi="hi-IN"/>
         </w:rPr>
-        <w:t>.sys-repl</w:t>
-      </w:r>
-      <w:r>
-        <w:rPr>
-          <w:rFonts w:eastAsia="Songti SC" w:cs="Arial Unicode MS" w:ascii="Andale Mono" w:hAnsi="Andale Mono"/>
-          <w:b w:val="false"/>
-          <w:bCs w:val="false"/>
-          <w:i/>
-          <w:iCs/>
-          <w:color w:val="auto"/>
-          <w:kern w:val="2"/>
-          <w:sz w:val="12"/>
-          <w:szCs w:val="12"/>
-          <w:u w:val="none"/>
-          <w:lang w:val="en-US" w:eastAsia="zh-CN" w:bidi="hi-IN"/>
-        </w:rPr>
-        <w:t>r</w:t>
-      </w:r>
-      <w:r>
-        <w:rPr>
-          <w:rFonts w:eastAsia="Songti SC" w:cs="Arial Unicode MS" w:ascii="Andale Mono" w:hAnsi="Andale Mono"/>
-          <w:b w:val="false"/>
-          <w:bCs w:val="false"/>
-          <w:i/>
-          <w:iCs/>
-          <w:color w:val="auto"/>
-          <w:kern w:val="2"/>
-          <w:sz w:val="12"/>
-          <w:szCs w:val="12"/>
-          <w:u w:val="none"/>
-          <w:lang w:val="en-US" w:eastAsia="zh-CN" w:bidi="hi-IN"/>
-        </w:rPr>
-        <w:t>c</w:t>
-      </w:r>
-      <w:r>
-        <w:rPr>
-          <w:rFonts w:eastAsia="Songti SC" w:cs="Arial Unicode MS" w:ascii="Andale Mono" w:hAnsi="Andale Mono"/>
-          <w:b w:val="false"/>
-          <w:bCs w:val="false"/>
-          <w:i/>
-          <w:iCs/>
-          <w:color w:val="auto"/>
-          <w:kern w:val="2"/>
-          <w:sz w:val="12"/>
-          <w:szCs w:val="12"/>
-          <w:u w:val="none"/>
-          <w:lang w:val="en-US" w:eastAsia="zh-CN" w:bidi="hi-IN"/>
-        </w:rPr>
-        <w:t>.</w:t>
+        <w:t>.mu-replrc.</w:t>
       </w:r>
       <w:r>
         <w:rPr>
@@ -6005,55 +6248,7 @@
           <w:u w:val="none"/>
           <w:lang w:val="en-US" w:eastAsia="zh-CN" w:bidi="hi-IN"/>
         </w:rPr>
-        <w:t>.sys-repl</w:t>
-      </w:r>
-      <w:r>
-        <w:rPr>
-          <w:rFonts w:eastAsia="Songti SC" w:cs="Arial Unicode MS" w:ascii="Andale Mono" w:hAnsi="Andale Mono"/>
-          <w:b w:val="false"/>
-          <w:bCs w:val="false"/>
-          <w:i/>
-          <w:iCs/>
-          <w:color w:val="auto"/>
-          <w:kern w:val="2"/>
-          <w:sz w:val="12"/>
-          <w:szCs w:val="12"/>
-          <w:u w:val="none"/>
-          <w:lang w:val="en-US" w:eastAsia="zh-CN" w:bidi="hi-IN"/>
-        </w:rPr>
-        <w:t>r</w:t>
-      </w:r>
-      <w:r>
-        <w:rPr>
-          <w:rFonts w:eastAsia="Songti SC" w:cs="Arial Unicode MS" w:ascii="Andale Mono" w:hAnsi="Andale Mono"/>
-          <w:b w:val="false"/>
-          <w:bCs w:val="false"/>
-          <w:i/>
-          <w:iCs/>
-          <w:color w:val="auto"/>
-          <w:kern w:val="2"/>
-          <w:sz w:val="12"/>
-          <w:szCs w:val="12"/>
-          <w:u w:val="none"/>
-          <w:lang w:val="en-US" w:eastAsia="zh-CN" w:bidi="hi-IN"/>
-        </w:rPr>
-        <w:t>c</w:t>
-      </w:r>
-      <w:r>
-        <w:rPr>
-          <w:rFonts w:eastAsia="Songti SC" w:cs="Arial Unicode MS" w:ascii="Andale Mono" w:hAnsi="Andale Mono"/>
-          <w:b w:val="false"/>
-          <w:bCs w:val="false"/>
-          <w:i/>
-          <w:iCs/>
-          <w:color w:val="auto"/>
-          <w:kern w:val="2"/>
-          <w:sz w:val="12"/>
-          <w:szCs w:val="12"/>
-          <w:u w:val="none"/>
-          <w:lang w:val="en-US" w:eastAsia="zh-CN" w:bidi="hi-IN"/>
-        </w:rPr>
-        <w:t xml:space="preserve"> </w:t>
+        <w:t xml:space="preserve">.mu-replrc </w:t>
       </w:r>
       <w:r>
         <w:rPr>
@@ -6171,7 +6366,7 @@
           <w:u w:val="none"/>
           <w:lang w:val="en-US" w:eastAsia="zh-CN" w:bidi="hi-IN"/>
         </w:rPr>
-        <w:t>sys-repl</w:t>
+        <w:t>mu-repl</w:t>
       </w:r>
       <w:r>
         <w:rPr>
@@ -6203,39 +6398,7 @@
           <w:u w:val="none"/>
           <w:lang w:val="en-US" w:eastAsia="zh-CN" w:bidi="hi-IN"/>
         </w:rPr>
-        <w:t>.sys-repl</w:t>
-      </w:r>
-      <w:r>
-        <w:rPr>
-          <w:rFonts w:eastAsia="Songti SC" w:cs="Arial Unicode MS" w:ascii="Andale Mono" w:hAnsi="Andale Mono"/>
-          <w:b w:val="false"/>
-          <w:bCs w:val="false"/>
-          <w:i/>
-          <w:iCs/>
-          <w:color w:val="auto"/>
-          <w:kern w:val="2"/>
-          <w:sz w:val="12"/>
-          <w:szCs w:val="12"/>
-          <w:u w:val="none"/>
-          <w:lang w:val="en-US" w:eastAsia="zh-CN" w:bidi="hi-IN"/>
-        </w:rPr>
-        <w:t>r</w:t>
-      </w:r>
-      <w:r>
-        <w:rPr>
-          <w:rFonts w:eastAsia="Songti SC" w:cs="Arial Unicode MS" w:ascii="Andale Mono" w:hAnsi="Andale Mono"/>
-          <w:b w:val="false"/>
-          <w:bCs w:val="false"/>
-          <w:i/>
-          <w:iCs/>
-          <w:color w:val="auto"/>
-          <w:kern w:val="2"/>
-          <w:sz w:val="12"/>
-          <w:szCs w:val="12"/>
-          <w:u w:val="none"/>
-          <w:lang w:val="en-US" w:eastAsia="zh-CN" w:bidi="hi-IN"/>
-        </w:rPr>
-        <w:t>c</w:t>
+        <w:t>.mu-replrc</w:t>
       </w:r>
     </w:p>
     <w:p>
@@ -8050,7 +8213,7 @@
     <w:pPr>
       <w:widowControl/>
       <w:suppressAutoHyphens w:val="true"/>
-      <w:overflowPunct w:val="false"/>
+      <w:overflowPunct w:val="true"/>
       <w:bidi w:val="0"/>
       <w:spacing w:before="0" w:after="0"/>
       <w:jc w:val="left"/>
@@ -8216,8 +8379,8 @@
     </w:pPr>
     <w:rPr/>
   </w:style>
-  <w:style w:type="paragraph" w:styleId="FrameContentsuser">
-    <w:name w:val="Frame Contents (user)"/>
+  <w:style w:type="paragraph" w:styleId="FrameContents">
+    <w:name w:val="Frame Contents"/>
     <w:basedOn w:val="Normal"/>
     <w:qFormat/>
     <w:pPr/>
